--- a/squads/vmo-autonomo/projects/DEM-2026-007/02-iniciacao/documentacao-base.docx
+++ b/squads/vmo-autonomo/projects/DEM-2026-007/02-iniciacao/documentacao-base.docx
@@ -8,8 +8,11 @@
       </w:pPr>
       <w:r>
         <w:rPr>
-          <w:color w:val="1F497D"/>
-          <w:sz w:val="36"/>
+          <w:rFonts w:ascii="Calibri" w:hAnsi="Calibri"/>
+          <w:b/>
+          <w:i w:val="0"/>
+          <w:color w:val="1A3A5C"/>
+          <w:sz w:val="30"/>
         </w:rPr>
         <w:t>Documentação Base de Iniciação — Implantação DDA SAP — VAB Matriz</w:t>
       </w:r>
@@ -31,9 +34,11 @@
     </w:p>
     <w:p/>
     <w:p>
-      <w:r>
-        <w:t>────────────────────────────────────────────────────────────</w:t>
-      </w:r>
+      <w:pPr>
+        <w:pBdr>
+          <w:bottom w:val="single" w:sz="6" w:space="1" w:color="CCCCCC"/>
+        </w:pBdr>
+      </w:pPr>
     </w:p>
     <w:p/>
     <w:p>
@@ -42,17 +47,22 @@
       </w:pPr>
       <w:r>
         <w:rPr>
-          <w:color w:val="2E74B5"/>
-          <w:sz w:val="28"/>
+          <w:rFonts w:ascii="Calibri" w:hAnsi="Calibri"/>
+          <w:b/>
+          <w:i w:val="0"/>
+          <w:color w:val="1E5296"/>
+          <w:sz w:val="25"/>
         </w:rPr>
         <w:t>TERMO DE ABERTURA DO PROJETO (TAP)</w:t>
       </w:r>
     </w:p>
     <w:p/>
     <w:p>
-      <w:r>
-        <w:t>────────────────────────────────────────────────────────────</w:t>
-      </w:r>
+      <w:pPr>
+        <w:pBdr>
+          <w:bottom w:val="single" w:sz="6" w:space="1" w:color="CCCCCC"/>
+        </w:pBdr>
+      </w:pPr>
     </w:p>
     <w:p/>
     <w:p>
@@ -61,8 +71,11 @@
       </w:pPr>
       <w:r>
         <w:rPr>
-          <w:color w:val="404040"/>
-          <w:sz w:val="24"/>
+          <w:rFonts w:ascii="Calibri" w:hAnsi="Calibri"/>
+          <w:b/>
+          <w:i w:val="0"/>
+          <w:color w:val="2A4A7F"/>
+          <w:sz w:val="22"/>
         </w:rPr>
         <w:t>Identificação do Projeto</w:t>
       </w:r>
@@ -71,24 +84,26 @@
     <w:tbl>
       <w:tblPr>
         <w:tblStyle w:val="TableGrid"/>
-        <w:tblW w:type="auto" w:w="0"/>
         <w:tblLook w:firstColumn="1" w:firstRow="1" w:lastColumn="0" w:lastRow="0" w:noHBand="0" w:noVBand="1" w:val="04A0"/>
+        <w:tblW w:w="8900" w:type="dxa"/>
+        <w:tblLayout w:type="fixed"/>
       </w:tblPr>
       <w:tblGrid>
-        <w:gridCol w:w="4392"/>
-        <w:gridCol w:w="4392"/>
+        <w:gridCol w:w="4450"/>
+        <w:gridCol w:w="4450"/>
       </w:tblGrid>
       <w:tr>
         <w:tc>
           <w:tcPr>
-            <w:tcW w:type="dxa" w:w="4392"/>
-            <w:shd w:val="clear" w:color="auto" w:fill="D6E4F0"/>
+            <w:tcW w:w="4450" w:type="dxa"/>
+            <w:shd w:val="clear" w:color="auto" w:fill="1A3A5C"/>
           </w:tcPr>
           <w:p>
             <w:r>
               <w:rPr>
                 <w:b/>
-                <w:sz w:val="20"/>
+                <w:color w:val="FFFFFF"/>
+                <w:sz w:val="19"/>
               </w:rPr>
               <w:t>Campo</w:t>
             </w:r>
@@ -96,14 +111,15 @@
         </w:tc>
         <w:tc>
           <w:tcPr>
-            <w:tcW w:type="dxa" w:w="4392"/>
-            <w:shd w:val="clear" w:color="auto" w:fill="D6E4F0"/>
+            <w:tcW w:w="4450" w:type="dxa"/>
+            <w:shd w:val="clear" w:color="auto" w:fill="1A3A5C"/>
           </w:tcPr>
           <w:p>
             <w:r>
               <w:rPr>
                 <w:b/>
-                <w:sz w:val="20"/>
+                <w:color w:val="FFFFFF"/>
+                <w:sz w:val="19"/>
               </w:rPr>
               <w:t>Valor</w:t>
             </w:r>
@@ -113,12 +129,12 @@
       <w:tr>
         <w:tc>
           <w:tcPr>
-            <w:tcW w:type="dxa" w:w="4392"/>
+            <w:tcW w:w="4450" w:type="dxa"/>
           </w:tcPr>
           <w:p>
             <w:r>
               <w:rPr>
-                <w:sz w:val="20"/>
+                <w:sz w:val="19"/>
               </w:rPr>
               <w:t>Nome do Projeto</w:t>
             </w:r>
@@ -126,12 +142,12 @@
         </w:tc>
         <w:tc>
           <w:tcPr>
-            <w:tcW w:type="dxa" w:w="4392"/>
+            <w:tcW w:w="4450" w:type="dxa"/>
           </w:tcPr>
           <w:p>
             <w:r>
               <w:rPr>
-                <w:sz w:val="20"/>
+                <w:sz w:val="19"/>
               </w:rPr>
               <w:t>Implantação DDA (Débito Direto Autorizado) no SAP — Contas a Pagar VAB Matriz</w:t>
             </w:r>
@@ -141,12 +157,13 @@
       <w:tr>
         <w:tc>
           <w:tcPr>
-            <w:tcW w:type="dxa" w:w="4392"/>
+            <w:tcW w:w="4450" w:type="dxa"/>
+            <w:shd w:val="clear" w:color="auto" w:fill="F0F5FB"/>
           </w:tcPr>
           <w:p>
             <w:r>
               <w:rPr>
-                <w:sz w:val="20"/>
+                <w:sz w:val="19"/>
               </w:rPr>
               <w:t>ID</w:t>
             </w:r>
@@ -154,12 +171,13 @@
         </w:tc>
         <w:tc>
           <w:tcPr>
-            <w:tcW w:type="dxa" w:w="4392"/>
+            <w:tcW w:w="4450" w:type="dxa"/>
+            <w:shd w:val="clear" w:color="auto" w:fill="F0F5FB"/>
           </w:tcPr>
           <w:p>
             <w:r>
               <w:rPr>
-                <w:sz w:val="20"/>
+                <w:sz w:val="19"/>
               </w:rPr>
               <w:t>DEM-2026-007</w:t>
             </w:r>
@@ -169,12 +187,12 @@
       <w:tr>
         <w:tc>
           <w:tcPr>
-            <w:tcW w:type="dxa" w:w="4392"/>
+            <w:tcW w:w="4450" w:type="dxa"/>
           </w:tcPr>
           <w:p>
             <w:r>
               <w:rPr>
-                <w:sz w:val="20"/>
+                <w:sz w:val="19"/>
               </w:rPr>
               <w:t>Código Interno</w:t>
             </w:r>
@@ -182,12 +200,12 @@
         </w:tc>
         <w:tc>
           <w:tcPr>
-            <w:tcW w:type="dxa" w:w="4392"/>
+            <w:tcW w:w="4450" w:type="dxa"/>
           </w:tcPr>
           <w:p>
             <w:r>
               <w:rPr>
-                <w:sz w:val="20"/>
+                <w:sz w:val="19"/>
               </w:rPr>
               <w:t>PROJ-VAB-2026-DDA</w:t>
             </w:r>
@@ -197,12 +215,13 @@
       <w:tr>
         <w:tc>
           <w:tcPr>
-            <w:tcW w:type="dxa" w:w="4392"/>
+            <w:tcW w:w="4450" w:type="dxa"/>
+            <w:shd w:val="clear" w:color="auto" w:fill="F0F5FB"/>
           </w:tcPr>
           <w:p>
             <w:r>
               <w:rPr>
-                <w:sz w:val="20"/>
+                <w:sz w:val="19"/>
               </w:rPr>
               <w:t>Área Solicitante</w:t>
             </w:r>
@@ -210,12 +229,13 @@
         </w:tc>
         <w:tc>
           <w:tcPr>
-            <w:tcW w:type="dxa" w:w="4392"/>
+            <w:tcW w:w="4450" w:type="dxa"/>
+            <w:shd w:val="clear" w:color="auto" w:fill="F0F5FB"/>
           </w:tcPr>
           <w:p>
             <w:r>
               <w:rPr>
-                <w:sz w:val="20"/>
+                <w:sz w:val="19"/>
               </w:rPr>
               <w:t>VAB Matriz — Contas a Pagar</w:t>
             </w:r>
@@ -225,12 +245,12 @@
       <w:tr>
         <w:tc>
           <w:tcPr>
-            <w:tcW w:type="dxa" w:w="4392"/>
+            <w:tcW w:w="4450" w:type="dxa"/>
           </w:tcPr>
           <w:p>
             <w:r>
               <w:rPr>
-                <w:sz w:val="20"/>
+                <w:sz w:val="19"/>
               </w:rPr>
               <w:t>Área Executora</w:t>
             </w:r>
@@ -238,12 +258,12 @@
         </w:tc>
         <w:tc>
           <w:tcPr>
-            <w:tcW w:type="dxa" w:w="4392"/>
+            <w:tcW w:w="4450" w:type="dxa"/>
           </w:tcPr>
           <w:p>
             <w:r>
               <w:rPr>
-                <w:sz w:val="20"/>
+                <w:sz w:val="19"/>
               </w:rPr>
               <w:t>DTI — Sustentação ERP FI</w:t>
             </w:r>
@@ -253,12 +273,13 @@
       <w:tr>
         <w:tc>
           <w:tcPr>
-            <w:tcW w:type="dxa" w:w="4392"/>
+            <w:tcW w:w="4450" w:type="dxa"/>
+            <w:shd w:val="clear" w:color="auto" w:fill="F0F5FB"/>
           </w:tcPr>
           <w:p>
             <w:r>
               <w:rPr>
-                <w:sz w:val="20"/>
+                <w:sz w:val="19"/>
               </w:rPr>
               <w:t>Centro de Custo</w:t>
             </w:r>
@@ -266,12 +287,13 @@
         </w:tc>
         <w:tc>
           <w:tcPr>
-            <w:tcW w:type="dxa" w:w="4392"/>
+            <w:tcW w:w="4450" w:type="dxa"/>
+            <w:shd w:val="clear" w:color="auto" w:fill="F0F5FB"/>
           </w:tcPr>
           <w:p>
             <w:r>
               <w:rPr>
-                <w:sz w:val="20"/>
+                <w:sz w:val="19"/>
               </w:rPr>
               <w:t>200195148</w:t>
             </w:r>
@@ -281,12 +303,12 @@
       <w:tr>
         <w:tc>
           <w:tcPr>
-            <w:tcW w:type="dxa" w:w="4392"/>
+            <w:tcW w:w="4450" w:type="dxa"/>
           </w:tcPr>
           <w:p>
             <w:r>
               <w:rPr>
-                <w:sz w:val="20"/>
+                <w:sz w:val="19"/>
               </w:rPr>
               <w:t>Integração Principal</w:t>
             </w:r>
@@ -294,12 +316,12 @@
         </w:tc>
         <w:tc>
           <w:tcPr>
-            <w:tcW w:type="dxa" w:w="4392"/>
+            <w:tcW w:w="4450" w:type="dxa"/>
           </w:tcPr>
           <w:p>
             <w:r>
               <w:rPr>
-                <w:sz w:val="20"/>
+                <w:sz w:val="19"/>
               </w:rPr>
               <w:t>SAP FI x Santander (DDA / CNAB 240)</w:t>
             </w:r>
@@ -309,9 +331,11 @@
     </w:tbl>
     <w:p/>
     <w:p>
-      <w:r>
-        <w:t>────────────────────────────────────────────────────────────</w:t>
-      </w:r>
+      <w:pPr>
+        <w:pBdr>
+          <w:bottom w:val="single" w:sz="6" w:space="1" w:color="CCCCCC"/>
+        </w:pBdr>
+      </w:pPr>
     </w:p>
     <w:p/>
     <w:p>
@@ -320,8 +344,11 @@
       </w:pPr>
       <w:r>
         <w:rPr>
-          <w:color w:val="404040"/>
-          <w:sz w:val="24"/>
+          <w:rFonts w:ascii="Calibri" w:hAnsi="Calibri"/>
+          <w:b/>
+          <w:i w:val="0"/>
+          <w:color w:val="2A4A7F"/>
+          <w:sz w:val="22"/>
         </w:rPr>
         <w:t>Autorização</w:t>
       </w:r>
@@ -330,26 +357,28 @@
     <w:tbl>
       <w:tblPr>
         <w:tblStyle w:val="TableGrid"/>
-        <w:tblW w:type="auto" w:w="0"/>
         <w:tblLook w:firstColumn="1" w:firstRow="1" w:lastColumn="0" w:lastRow="0" w:noHBand="0" w:noVBand="1" w:val="04A0"/>
+        <w:tblW w:w="8900" w:type="dxa"/>
+        <w:tblLayout w:type="fixed"/>
       </w:tblPr>
       <w:tblGrid>
-        <w:gridCol w:w="2196"/>
-        <w:gridCol w:w="2196"/>
-        <w:gridCol w:w="2196"/>
-        <w:gridCol w:w="2196"/>
+        <w:gridCol w:w="2225"/>
+        <w:gridCol w:w="2225"/>
+        <w:gridCol w:w="2225"/>
+        <w:gridCol w:w="2225"/>
       </w:tblGrid>
       <w:tr>
         <w:tc>
           <w:tcPr>
-            <w:tcW w:type="dxa" w:w="2196"/>
-            <w:shd w:val="clear" w:color="auto" w:fill="D6E4F0"/>
+            <w:tcW w:w="2225" w:type="dxa"/>
+            <w:shd w:val="clear" w:color="auto" w:fill="1A3A5C"/>
           </w:tcPr>
           <w:p>
             <w:r>
               <w:rPr>
                 <w:b/>
-                <w:sz w:val="20"/>
+                <w:color w:val="FFFFFF"/>
+                <w:sz w:val="19"/>
               </w:rPr>
               <w:t>Papel</w:t>
             </w:r>
@@ -357,14 +386,15 @@
         </w:tc>
         <w:tc>
           <w:tcPr>
-            <w:tcW w:type="dxa" w:w="2196"/>
-            <w:shd w:val="clear" w:color="auto" w:fill="D6E4F0"/>
+            <w:tcW w:w="2225" w:type="dxa"/>
+            <w:shd w:val="clear" w:color="auto" w:fill="1A3A5C"/>
           </w:tcPr>
           <w:p>
             <w:r>
               <w:rPr>
                 <w:b/>
-                <w:sz w:val="20"/>
+                <w:color w:val="FFFFFF"/>
+                <w:sz w:val="19"/>
               </w:rPr>
               <w:t>Nome</w:t>
             </w:r>
@@ -372,14 +402,15 @@
         </w:tc>
         <w:tc>
           <w:tcPr>
-            <w:tcW w:type="dxa" w:w="2196"/>
-            <w:shd w:val="clear" w:color="auto" w:fill="D6E4F0"/>
+            <w:tcW w:w="2225" w:type="dxa"/>
+            <w:shd w:val="clear" w:color="auto" w:fill="1A3A5C"/>
           </w:tcPr>
           <w:p>
             <w:r>
               <w:rPr>
                 <w:b/>
-                <w:sz w:val="20"/>
+                <w:color w:val="FFFFFF"/>
+                <w:sz w:val="19"/>
               </w:rPr>
               <w:t>Cargo</w:t>
             </w:r>
@@ -387,14 +418,15 @@
         </w:tc>
         <w:tc>
           <w:tcPr>
-            <w:tcW w:type="dxa" w:w="2196"/>
-            <w:shd w:val="clear" w:color="auto" w:fill="D6E4F0"/>
+            <w:tcW w:w="2225" w:type="dxa"/>
+            <w:shd w:val="clear" w:color="auto" w:fill="1A3A5C"/>
           </w:tcPr>
           <w:p>
             <w:r>
               <w:rPr>
                 <w:b/>
-                <w:sz w:val="20"/>
+                <w:color w:val="FFFFFF"/>
+                <w:sz w:val="19"/>
               </w:rPr>
               <w:t>Autoridade</w:t>
             </w:r>
@@ -404,12 +436,12 @@
       <w:tr>
         <w:tc>
           <w:tcPr>
-            <w:tcW w:type="dxa" w:w="2196"/>
+            <w:tcW w:w="2225" w:type="dxa"/>
           </w:tcPr>
           <w:p>
             <w:r>
               <w:rPr>
-                <w:sz w:val="20"/>
+                <w:sz w:val="19"/>
               </w:rPr>
               <w:t>Sponsor (provisório)</w:t>
             </w:r>
@@ -417,12 +449,12 @@
         </w:tc>
         <w:tc>
           <w:tcPr>
-            <w:tcW w:type="dxa" w:w="2196"/>
+            <w:tcW w:w="2225" w:type="dxa"/>
           </w:tcPr>
           <w:p>
             <w:r>
               <w:rPr>
-                <w:sz w:val="20"/>
+                <w:sz w:val="19"/>
               </w:rPr>
               <w:t>Gladston Campos</w:t>
             </w:r>
@@ -430,12 +462,12 @@
         </w:tc>
         <w:tc>
           <w:tcPr>
-            <w:tcW w:type="dxa" w:w="2196"/>
+            <w:tcW w:w="2225" w:type="dxa"/>
           </w:tcPr>
           <w:p>
             <w:r>
               <w:rPr>
-                <w:sz w:val="20"/>
+                <w:sz w:val="19"/>
               </w:rPr>
               <w:t>Gerência TI e Projetos Estratégicos — VAB Matriz</w:t>
             </w:r>
@@ -443,12 +475,12 @@
         </w:tc>
         <w:tc>
           <w:tcPr>
-            <w:tcW w:type="dxa" w:w="2196"/>
+            <w:tcW w:w="2225" w:type="dxa"/>
           </w:tcPr>
           <w:p>
             <w:r>
               <w:rPr>
-                <w:sz w:val="20"/>
+                <w:sz w:val="19"/>
               </w:rPr>
               <w:t>Aprovar demandas técnicas; autoridade orçamentária a confirmar (CB-Sponsor)</w:t>
             </w:r>
@@ -458,12 +490,13 @@
       <w:tr>
         <w:tc>
           <w:tcPr>
-            <w:tcW w:type="dxa" w:w="2196"/>
+            <w:tcW w:w="2225" w:type="dxa"/>
+            <w:shd w:val="clear" w:color="auto" w:fill="F0F5FB"/>
           </w:tcPr>
           <w:p>
             <w:r>
               <w:rPr>
-                <w:sz w:val="20"/>
+                <w:sz w:val="19"/>
               </w:rPr>
               <w:t>Solicitante</w:t>
             </w:r>
@@ -471,12 +504,13 @@
         </w:tc>
         <w:tc>
           <w:tcPr>
-            <w:tcW w:type="dxa" w:w="2196"/>
+            <w:tcW w:w="2225" w:type="dxa"/>
+            <w:shd w:val="clear" w:color="auto" w:fill="F0F5FB"/>
           </w:tcPr>
           <w:p>
             <w:r>
               <w:rPr>
-                <w:sz w:val="20"/>
+                <w:sz w:val="19"/>
               </w:rPr>
               <w:t>Lucas Medeiros Pereira</w:t>
             </w:r>
@@ -484,12 +518,13 @@
         </w:tc>
         <w:tc>
           <w:tcPr>
-            <w:tcW w:type="dxa" w:w="2196"/>
+            <w:tcW w:w="2225" w:type="dxa"/>
+            <w:shd w:val="clear" w:color="auto" w:fill="F0F5FB"/>
           </w:tcPr>
           <w:p>
             <w:r>
               <w:rPr>
-                <w:sz w:val="20"/>
+                <w:sz w:val="19"/>
               </w:rPr>
               <w:t>VAB Matriz — CP</w:t>
             </w:r>
@@ -497,12 +532,13 @@
         </w:tc>
         <w:tc>
           <w:tcPr>
-            <w:tcW w:type="dxa" w:w="2196"/>
+            <w:tcW w:w="2225" w:type="dxa"/>
+            <w:shd w:val="clear" w:color="auto" w:fill="F0F5FB"/>
           </w:tcPr>
           <w:p>
             <w:r>
               <w:rPr>
-                <w:sz w:val="20"/>
+                <w:sz w:val="19"/>
               </w:rPr>
               <w:t>Beneficiário do projeto</w:t>
             </w:r>
@@ -512,12 +548,12 @@
       <w:tr>
         <w:tc>
           <w:tcPr>
-            <w:tcW w:type="dxa" w:w="2196"/>
+            <w:tcW w:w="2225" w:type="dxa"/>
           </w:tcPr>
           <w:p>
             <w:r>
               <w:rPr>
-                <w:sz w:val="20"/>
+                <w:sz w:val="19"/>
               </w:rPr>
               <w:t>Coordenadora de Processo</w:t>
             </w:r>
@@ -525,12 +561,12 @@
         </w:tc>
         <w:tc>
           <w:tcPr>
-            <w:tcW w:type="dxa" w:w="2196"/>
+            <w:tcW w:w="2225" w:type="dxa"/>
           </w:tcPr>
           <w:p>
             <w:r>
               <w:rPr>
-                <w:sz w:val="20"/>
+                <w:sz w:val="19"/>
               </w:rPr>
               <w:t>Noemia Tambara Cardoso Malini</w:t>
             </w:r>
@@ -538,12 +574,12 @@
         </w:tc>
         <w:tc>
           <w:tcPr>
-            <w:tcW w:type="dxa" w:w="2196"/>
+            <w:tcW w:w="2225" w:type="dxa"/>
           </w:tcPr>
           <w:p>
             <w:r>
               <w:rPr>
-                <w:sz w:val="20"/>
+                <w:sz w:val="19"/>
               </w:rPr>
               <w:t>VAB Matriz</w:t>
             </w:r>
@@ -551,12 +587,12 @@
         </w:tc>
         <w:tc>
           <w:tcPr>
-            <w:tcW w:type="dxa" w:w="2196"/>
+            <w:tcW w:w="2225" w:type="dxa"/>
           </w:tcPr>
           <w:p>
             <w:r>
               <w:rPr>
-                <w:sz w:val="20"/>
+                <w:sz w:val="19"/>
               </w:rPr>
               <w:t>Ponto focal do negócio</w:t>
             </w:r>
@@ -566,12 +602,13 @@
       <w:tr>
         <w:tc>
           <w:tcPr>
-            <w:tcW w:type="dxa" w:w="2196"/>
+            <w:tcW w:w="2225" w:type="dxa"/>
+            <w:shd w:val="clear" w:color="auto" w:fill="F0F5FB"/>
           </w:tcPr>
           <w:p>
             <w:r>
               <w:rPr>
-                <w:sz w:val="20"/>
+                <w:sz w:val="19"/>
               </w:rPr>
               <w:t>Gerente de Projeto</w:t>
             </w:r>
@@ -579,12 +616,13 @@
         </w:tc>
         <w:tc>
           <w:tcPr>
-            <w:tcW w:type="dxa" w:w="2196"/>
+            <w:tcW w:w="2225" w:type="dxa"/>
+            <w:shd w:val="clear" w:color="auto" w:fill="F0F5FB"/>
           </w:tcPr>
           <w:p>
             <w:r>
               <w:rPr>
-                <w:sz w:val="20"/>
+                <w:sz w:val="19"/>
               </w:rPr>
               <w:t>A designar pelo DTI</w:t>
             </w:r>
@@ -592,12 +630,13 @@
         </w:tc>
         <w:tc>
           <w:tcPr>
-            <w:tcW w:type="dxa" w:w="2196"/>
+            <w:tcW w:w="2225" w:type="dxa"/>
+            <w:shd w:val="clear" w:color="auto" w:fill="F0F5FB"/>
           </w:tcPr>
           <w:p>
             <w:r>
               <w:rPr>
-                <w:sz w:val="20"/>
+                <w:sz w:val="19"/>
               </w:rPr>
               <w:t>—</w:t>
             </w:r>
@@ -605,12 +644,13 @@
         </w:tc>
         <w:tc>
           <w:tcPr>
-            <w:tcW w:type="dxa" w:w="2196"/>
+            <w:tcW w:w="2225" w:type="dxa"/>
+            <w:shd w:val="clear" w:color="auto" w:fill="F0F5FB"/>
           </w:tcPr>
           <w:p>
             <w:r>
               <w:rPr>
-                <w:sz w:val="20"/>
+                <w:sz w:val="19"/>
               </w:rPr>
               <w:t>A definir no kick-off</w:t>
             </w:r>
@@ -620,12 +660,12 @@
       <w:tr>
         <w:tc>
           <w:tcPr>
-            <w:tcW w:type="dxa" w:w="2196"/>
+            <w:tcW w:w="2225" w:type="dxa"/>
           </w:tcPr>
           <w:p>
             <w:r>
               <w:rPr>
-                <w:sz w:val="20"/>
+                <w:sz w:val="19"/>
               </w:rPr>
               <w:t>Autoridade do GP</w:t>
             </w:r>
@@ -633,12 +673,12 @@
         </w:tc>
         <w:tc>
           <w:tcPr>
-            <w:tcW w:type="dxa" w:w="2196"/>
+            <w:tcW w:w="2225" w:type="dxa"/>
           </w:tcPr>
           <w:p>
             <w:r>
               <w:rPr>
-                <w:sz w:val="20"/>
+                <w:sz w:val="19"/>
               </w:rPr>
               <w:t>A definir no kick-off</w:t>
             </w:r>
@@ -646,12 +686,12 @@
         </w:tc>
         <w:tc>
           <w:tcPr>
-            <w:tcW w:type="dxa" w:w="2196"/>
+            <w:tcW w:w="2225" w:type="dxa"/>
           </w:tcPr>
           <w:p>
             <w:r>
               <w:rPr>
-                <w:sz w:val="20"/>
+                <w:sz w:val="19"/>
               </w:rPr>
               <w:t>—</w:t>
             </w:r>
@@ -659,12 +699,12 @@
         </w:tc>
         <w:tc>
           <w:tcPr>
-            <w:tcW w:type="dxa" w:w="2196"/>
+            <w:tcW w:w="2225" w:type="dxa"/>
           </w:tcPr>
           <w:p>
             <w:r>
               <w:rPr>
-                <w:sz w:val="20"/>
+                <w:sz w:val="19"/>
               </w:rPr>
               <w:t>—</w:t>
             </w:r>
@@ -675,25 +715,49 @@
     <w:p/>
     <w:p>
       <w:pPr>
-        <w:pStyle w:val="Quote"/>
+        <w:ind w:left="454"/>
       </w:pPr>
       <w:r>
-        <w:t>**Nota de governança:** CB-Sponsor em aberto — sponsor Diretor+ não identificado.</w:t>
+        <w:rPr>
+          <w:color w:val="333333"/>
+          <w:sz w:val="20"/>
+        </w:rPr>
+      </w:r>
+      <w:r>
+        <w:rPr>
+          <w:b/>
+          <w:color w:val="333333"/>
+          <w:sz w:val="20"/>
+        </w:rPr>
+        <w:t>Nota de governança:</w:t>
+      </w:r>
+      <w:r>
+        <w:rPr>
+          <w:color w:val="333333"/>
+          <w:sz w:val="20"/>
+        </w:rPr>
+        <w:t xml:space="preserve"> CB-Sponsor em aberto — sponsor Diretor+ não identificado.</w:t>
       </w:r>
     </w:p>
     <w:p>
       <w:pPr>
-        <w:pStyle w:val="Quote"/>
+        <w:ind w:left="454"/>
       </w:pPr>
       <w:r>
+        <w:rPr>
+          <w:color w:val="333333"/>
+          <w:sz w:val="20"/>
+        </w:rPr>
         <w:t>Gladston Campos (Gerente) exerce o papel provisoriamente. Resolução obrigatória antes do gate de kick-off.</w:t>
       </w:r>
     </w:p>
     <w:p/>
     <w:p>
-      <w:r>
-        <w:t>────────────────────────────────────────────────────────────</w:t>
-      </w:r>
+      <w:pPr>
+        <w:pBdr>
+          <w:bottom w:val="single" w:sz="6" w:space="1" w:color="CCCCCC"/>
+        </w:pBdr>
+      </w:pPr>
     </w:p>
     <w:p/>
     <w:p>
@@ -702,8 +766,11 @@
       </w:pPr>
       <w:r>
         <w:rPr>
-          <w:color w:val="404040"/>
-          <w:sz w:val="24"/>
+          <w:rFonts w:ascii="Calibri" w:hAnsi="Calibri"/>
+          <w:b/>
+          <w:i w:val="0"/>
+          <w:color w:val="2A4A7F"/>
+          <w:sz w:val="22"/>
         </w:rPr>
         <w:t>Objetivo do Projeto</w:t>
       </w:r>
@@ -745,9 +812,11 @@
     </w:p>
     <w:p/>
     <w:p>
-      <w:r>
-        <w:t>────────────────────────────────────────────────────────────</w:t>
-      </w:r>
+      <w:pPr>
+        <w:pBdr>
+          <w:bottom w:val="single" w:sz="6" w:space="1" w:color="CCCCCC"/>
+        </w:pBdr>
+      </w:pPr>
     </w:p>
     <w:p/>
     <w:p>
@@ -756,8 +825,11 @@
       </w:pPr>
       <w:r>
         <w:rPr>
-          <w:color w:val="404040"/>
-          <w:sz w:val="24"/>
+          <w:rFonts w:ascii="Calibri" w:hAnsi="Calibri"/>
+          <w:b/>
+          <w:i w:val="0"/>
+          <w:color w:val="2A4A7F"/>
+          <w:sz w:val="22"/>
         </w:rPr>
         <w:t>Justificativa</w:t>
       </w:r>
@@ -805,9 +877,11 @@
     </w:p>
     <w:p/>
     <w:p>
-      <w:r>
-        <w:t>────────────────────────────────────────────────────────────</w:t>
-      </w:r>
+      <w:pPr>
+        <w:pBdr>
+          <w:bottom w:val="single" w:sz="6" w:space="1" w:color="CCCCCC"/>
+        </w:pBdr>
+      </w:pPr>
     </w:p>
     <w:p/>
     <w:p>
@@ -816,8 +890,11 @@
       </w:pPr>
       <w:r>
         <w:rPr>
-          <w:color w:val="404040"/>
-          <w:sz w:val="24"/>
+          <w:rFonts w:ascii="Calibri" w:hAnsi="Calibri"/>
+          <w:b/>
+          <w:i w:val="0"/>
+          <w:color w:val="2A4A7F"/>
+          <w:sz w:val="22"/>
         </w:rPr>
         <w:t>Escopo</w:t>
       </w:r>
@@ -958,9 +1035,11 @@
     </w:p>
     <w:p/>
     <w:p>
-      <w:r>
-        <w:t>────────────────────────────────────────────────────────────</w:t>
-      </w:r>
+      <w:pPr>
+        <w:pBdr>
+          <w:bottom w:val="single" w:sz="6" w:space="1" w:color="CCCCCC"/>
+        </w:pBdr>
+      </w:pPr>
     </w:p>
     <w:p/>
     <w:p>
@@ -969,8 +1048,11 @@
       </w:pPr>
       <w:r>
         <w:rPr>
-          <w:color w:val="404040"/>
-          <w:sz w:val="24"/>
+          <w:rFonts w:ascii="Calibri" w:hAnsi="Calibri"/>
+          <w:b/>
+          <w:i w:val="0"/>
+          <w:color w:val="2A4A7F"/>
+          <w:sz w:val="22"/>
         </w:rPr>
         <w:t>Critérios de Sucesso</w:t>
       </w:r>
@@ -979,26 +1061,28 @@
     <w:tbl>
       <w:tblPr>
         <w:tblStyle w:val="TableGrid"/>
-        <w:tblW w:type="auto" w:w="0"/>
         <w:tblLook w:firstColumn="1" w:firstRow="1" w:lastColumn="0" w:lastRow="0" w:noHBand="0" w:noVBand="1" w:val="04A0"/>
+        <w:tblW w:w="8901" w:type="dxa"/>
+        <w:tblLayout w:type="fixed"/>
       </w:tblPr>
       <w:tblGrid>
-        <w:gridCol w:w="2196"/>
-        <w:gridCol w:w="2196"/>
-        <w:gridCol w:w="2196"/>
-        <w:gridCol w:w="2196"/>
+        <w:gridCol w:w="1020"/>
+        <w:gridCol w:w="2627"/>
+        <w:gridCol w:w="2627"/>
+        <w:gridCol w:w="2627"/>
       </w:tblGrid>
       <w:tr>
         <w:tc>
           <w:tcPr>
-            <w:tcW w:type="dxa" w:w="2196"/>
-            <w:shd w:val="clear" w:color="auto" w:fill="D6E4F0"/>
+            <w:tcW w:w="1020" w:type="dxa"/>
+            <w:shd w:val="clear" w:color="auto" w:fill="1A3A5C"/>
           </w:tcPr>
           <w:p>
             <w:r>
               <w:rPr>
                 <w:b/>
-                <w:sz w:val="20"/>
+                <w:color w:val="FFFFFF"/>
+                <w:sz w:val="19"/>
               </w:rPr>
               <w:t>#</w:t>
             </w:r>
@@ -1006,14 +1090,15 @@
         </w:tc>
         <w:tc>
           <w:tcPr>
-            <w:tcW w:type="dxa" w:w="2196"/>
-            <w:shd w:val="clear" w:color="auto" w:fill="D6E4F0"/>
+            <w:tcW w:w="2627" w:type="dxa"/>
+            <w:shd w:val="clear" w:color="auto" w:fill="1A3A5C"/>
           </w:tcPr>
           <w:p>
             <w:r>
               <w:rPr>
                 <w:b/>
-                <w:sz w:val="20"/>
+                <w:color w:val="FFFFFF"/>
+                <w:sz w:val="19"/>
               </w:rPr>
               <w:t>Critério</w:t>
             </w:r>
@@ -1021,14 +1106,15 @@
         </w:tc>
         <w:tc>
           <w:tcPr>
-            <w:tcW w:type="dxa" w:w="2196"/>
-            <w:shd w:val="clear" w:color="auto" w:fill="D6E4F0"/>
+            <w:tcW w:w="2627" w:type="dxa"/>
+            <w:shd w:val="clear" w:color="auto" w:fill="1A3A5C"/>
           </w:tcPr>
           <w:p>
             <w:r>
               <w:rPr>
                 <w:b/>
-                <w:sz w:val="20"/>
+                <w:color w:val="FFFFFF"/>
+                <w:sz w:val="19"/>
               </w:rPr>
               <w:t>Métrica</w:t>
             </w:r>
@@ -1036,14 +1122,15 @@
         </w:tc>
         <w:tc>
           <w:tcPr>
-            <w:tcW w:type="dxa" w:w="2196"/>
-            <w:shd w:val="clear" w:color="auto" w:fill="D6E4F0"/>
+            <w:tcW w:w="2627" w:type="dxa"/>
+            <w:shd w:val="clear" w:color="auto" w:fill="1A3A5C"/>
           </w:tcPr>
           <w:p>
             <w:r>
               <w:rPr>
                 <w:b/>
-                <w:sz w:val="20"/>
+                <w:color w:val="FFFFFF"/>
+                <w:sz w:val="19"/>
               </w:rPr>
               <w:t>Prazo de Verificação</w:t>
             </w:r>
@@ -1053,12 +1140,12 @@
       <w:tr>
         <w:tc>
           <w:tcPr>
-            <w:tcW w:type="dxa" w:w="2196"/>
+            <w:tcW w:w="1020" w:type="dxa"/>
           </w:tcPr>
           <w:p>
             <w:r>
               <w:rPr>
-                <w:sz w:val="20"/>
+                <w:sz w:val="19"/>
               </w:rPr>
               <w:t>CS-1</w:t>
             </w:r>
@@ -1066,12 +1153,12 @@
         </w:tc>
         <w:tc>
           <w:tcPr>
-            <w:tcW w:type="dxa" w:w="2196"/>
+            <w:tcW w:w="2627" w:type="dxa"/>
           </w:tcPr>
           <w:p>
             <w:r>
               <w:rPr>
-                <w:sz w:val="20"/>
+                <w:sz w:val="19"/>
               </w:rPr>
               <w:t>Recepção automática de boletos DDA</w:t>
             </w:r>
@@ -1079,12 +1166,12 @@
         </w:tc>
         <w:tc>
           <w:tcPr>
-            <w:tcW w:type="dxa" w:w="2196"/>
+            <w:tcW w:w="2627" w:type="dxa"/>
           </w:tcPr>
           <w:p>
             <w:r>
               <w:rPr>
-                <w:sz w:val="20"/>
+                <w:sz w:val="19"/>
               </w:rPr>
               <w:t>100% dos boletos DDA Santander importados no SAP sem digitação manual</w:t>
             </w:r>
@@ -1092,12 +1179,12 @@
         </w:tc>
         <w:tc>
           <w:tcPr>
-            <w:tcW w:type="dxa" w:w="2196"/>
+            <w:tcW w:w="2627" w:type="dxa"/>
           </w:tcPr>
           <w:p>
             <w:r>
               <w:rPr>
-                <w:sz w:val="20"/>
+                <w:sz w:val="19"/>
               </w:rPr>
               <w:t>30 dias pós-go-live</w:t>
             </w:r>
@@ -1107,12 +1194,13 @@
       <w:tr>
         <w:tc>
           <w:tcPr>
-            <w:tcW w:type="dxa" w:w="2196"/>
+            <w:tcW w:w="1020" w:type="dxa"/>
+            <w:shd w:val="clear" w:color="auto" w:fill="F0F5FB"/>
           </w:tcPr>
           <w:p>
             <w:r>
               <w:rPr>
-                <w:sz w:val="20"/>
+                <w:sz w:val="19"/>
               </w:rPr>
               <w:t>CS-2</w:t>
             </w:r>
@@ -1120,12 +1208,13 @@
         </w:tc>
         <w:tc>
           <w:tcPr>
-            <w:tcW w:type="dxa" w:w="2196"/>
+            <w:tcW w:w="2627" w:type="dxa"/>
+            <w:shd w:val="clear" w:color="auto" w:fill="F0F5FB"/>
           </w:tcPr>
           <w:p>
             <w:r>
               <w:rPr>
-                <w:sz w:val="20"/>
+                <w:sz w:val="19"/>
               </w:rPr>
               <w:t>Eliminação de dependência de terceiros</w:t>
             </w:r>
@@ -1133,12 +1222,13 @@
         </w:tc>
         <w:tc>
           <w:tcPr>
-            <w:tcW w:type="dxa" w:w="2196"/>
+            <w:tcW w:w="2627" w:type="dxa"/>
+            <w:shd w:val="clear" w:color="auto" w:fill="F0F5FB"/>
           </w:tcPr>
           <w:p>
             <w:r>
               <w:rPr>
-                <w:sz w:val="20"/>
+                <w:sz w:val="19"/>
               </w:rPr>
               <w:t>Zero ocorrências de atraso de pagamento por ausência de boleto digital</w:t>
             </w:r>
@@ -1146,12 +1236,13 @@
         </w:tc>
         <w:tc>
           <w:tcPr>
-            <w:tcW w:type="dxa" w:w="2196"/>
+            <w:tcW w:w="2627" w:type="dxa"/>
+            <w:shd w:val="clear" w:color="auto" w:fill="F0F5FB"/>
           </w:tcPr>
           <w:p>
             <w:r>
               <w:rPr>
-                <w:sz w:val="20"/>
+                <w:sz w:val="19"/>
               </w:rPr>
               <w:t>60 dias pós-go-live</w:t>
             </w:r>
@@ -1161,12 +1252,12 @@
       <w:tr>
         <w:tc>
           <w:tcPr>
-            <w:tcW w:type="dxa" w:w="2196"/>
+            <w:tcW w:w="1020" w:type="dxa"/>
           </w:tcPr>
           <w:p>
             <w:r>
               <w:rPr>
-                <w:sz w:val="20"/>
+                <w:sz w:val="19"/>
               </w:rPr>
               <w:t>CS-3</w:t>
             </w:r>
@@ -1174,12 +1265,12 @@
         </w:tc>
         <w:tc>
           <w:tcPr>
-            <w:tcW w:type="dxa" w:w="2196"/>
+            <w:tcW w:w="2627" w:type="dxa"/>
           </w:tcPr>
           <w:p>
             <w:r>
               <w:rPr>
-                <w:sz w:val="20"/>
+                <w:sz w:val="19"/>
               </w:rPr>
               <w:t>Satisfação da equipe CP</w:t>
             </w:r>
@@ -1187,12 +1278,12 @@
         </w:tc>
         <w:tc>
           <w:tcPr>
-            <w:tcW w:type="dxa" w:w="2196"/>
+            <w:tcW w:w="2627" w:type="dxa"/>
           </w:tcPr>
           <w:p>
             <w:r>
               <w:rPr>
-                <w:sz w:val="20"/>
+                <w:sz w:val="19"/>
               </w:rPr>
               <w:t>Nota ≥ 8/10 na pesquisa pós-implantação</w:t>
             </w:r>
@@ -1200,12 +1291,12 @@
         </w:tc>
         <w:tc>
           <w:tcPr>
-            <w:tcW w:type="dxa" w:w="2196"/>
+            <w:tcW w:w="2627" w:type="dxa"/>
           </w:tcPr>
           <w:p>
             <w:r>
               <w:rPr>
-                <w:sz w:val="20"/>
+                <w:sz w:val="19"/>
               </w:rPr>
               <w:t>30 dias pós-go-live</w:t>
             </w:r>
@@ -1215,12 +1306,13 @@
       <w:tr>
         <w:tc>
           <w:tcPr>
-            <w:tcW w:type="dxa" w:w="2196"/>
+            <w:tcW w:w="1020" w:type="dxa"/>
+            <w:shd w:val="clear" w:color="auto" w:fill="F0F5FB"/>
           </w:tcPr>
           <w:p>
             <w:r>
               <w:rPr>
-                <w:sz w:val="20"/>
+                <w:sz w:val="19"/>
               </w:rPr>
               <w:t>CS-4</w:t>
             </w:r>
@@ -1228,12 +1320,13 @@
         </w:tc>
         <w:tc>
           <w:tcPr>
-            <w:tcW w:type="dxa" w:w="2196"/>
+            <w:tcW w:w="2627" w:type="dxa"/>
+            <w:shd w:val="clear" w:color="auto" w:fill="F0F5FB"/>
           </w:tcPr>
           <w:p>
             <w:r>
               <w:rPr>
-                <w:sz w:val="20"/>
+                <w:sz w:val="19"/>
               </w:rPr>
               <w:t>Prazo de entrega</w:t>
             </w:r>
@@ -1241,12 +1334,13 @@
         </w:tc>
         <w:tc>
           <w:tcPr>
-            <w:tcW w:type="dxa" w:w="2196"/>
+            <w:tcW w:w="2627" w:type="dxa"/>
+            <w:shd w:val="clear" w:color="auto" w:fill="F0F5FB"/>
           </w:tcPr>
           <w:p>
             <w:r>
               <w:rPr>
-                <w:sz w:val="20"/>
+                <w:sz w:val="19"/>
               </w:rPr>
               <w:t>Go-live em produção até 30/09/2026</w:t>
             </w:r>
@@ -1254,12 +1348,13 @@
         </w:tc>
         <w:tc>
           <w:tcPr>
-            <w:tcW w:type="dxa" w:w="2196"/>
+            <w:tcW w:w="2627" w:type="dxa"/>
+            <w:shd w:val="clear" w:color="auto" w:fill="F0F5FB"/>
           </w:tcPr>
           <w:p>
             <w:r>
               <w:rPr>
-                <w:sz w:val="20"/>
+                <w:sz w:val="19"/>
               </w:rPr>
               <w:t>Data de go-live</w:t>
             </w:r>
@@ -1269,9 +1364,11 @@
     </w:tbl>
     <w:p/>
     <w:p>
-      <w:r>
-        <w:t>────────────────────────────────────────────────────────────</w:t>
-      </w:r>
+      <w:pPr>
+        <w:pBdr>
+          <w:bottom w:val="single" w:sz="6" w:space="1" w:color="CCCCCC"/>
+        </w:pBdr>
+      </w:pPr>
     </w:p>
     <w:p/>
     <w:p>
@@ -1280,8 +1377,11 @@
       </w:pPr>
       <w:r>
         <w:rPr>
-          <w:color w:val="404040"/>
-          <w:sz w:val="24"/>
+          <w:rFonts w:ascii="Calibri" w:hAnsi="Calibri"/>
+          <w:b/>
+          <w:i w:val="0"/>
+          <w:color w:val="2A4A7F"/>
+          <w:sz w:val="22"/>
         </w:rPr>
         <w:t>Premissas</w:t>
       </w:r>
@@ -1290,24 +1390,26 @@
     <w:tbl>
       <w:tblPr>
         <w:tblStyle w:val="TableGrid"/>
-        <w:tblW w:type="auto" w:w="0"/>
         <w:tblLook w:firstColumn="1" w:firstRow="1" w:lastColumn="0" w:lastRow="0" w:noHBand="0" w:noVBand="1" w:val="04A0"/>
+        <w:tblW w:w="8901" w:type="dxa"/>
+        <w:tblLayout w:type="fixed"/>
       </w:tblPr>
       <w:tblGrid>
-        <w:gridCol w:w="4392"/>
-        <w:gridCol w:w="4392"/>
+        <w:gridCol w:w="1020"/>
+        <w:gridCol w:w="7881"/>
       </w:tblGrid>
       <w:tr>
         <w:tc>
           <w:tcPr>
-            <w:tcW w:type="dxa" w:w="4392"/>
-            <w:shd w:val="clear" w:color="auto" w:fill="D6E4F0"/>
+            <w:tcW w:w="1020" w:type="dxa"/>
+            <w:shd w:val="clear" w:color="auto" w:fill="1A3A5C"/>
           </w:tcPr>
           <w:p>
             <w:r>
               <w:rPr>
                 <w:b/>
-                <w:sz w:val="20"/>
+                <w:color w:val="FFFFFF"/>
+                <w:sz w:val="19"/>
               </w:rPr>
               <w:t>#</w:t>
             </w:r>
@@ -1315,14 +1417,15 @@
         </w:tc>
         <w:tc>
           <w:tcPr>
-            <w:tcW w:type="dxa" w:w="4392"/>
-            <w:shd w:val="clear" w:color="auto" w:fill="D6E4F0"/>
+            <w:tcW w:w="7881" w:type="dxa"/>
+            <w:shd w:val="clear" w:color="auto" w:fill="1A3A5C"/>
           </w:tcPr>
           <w:p>
             <w:r>
               <w:rPr>
                 <w:b/>
-                <w:sz w:val="20"/>
+                <w:color w:val="FFFFFF"/>
+                <w:sz w:val="19"/>
               </w:rPr>
               <w:t>Premissa</w:t>
             </w:r>
@@ -1332,12 +1435,12 @@
       <w:tr>
         <w:tc>
           <w:tcPr>
-            <w:tcW w:type="dxa" w:w="4392"/>
+            <w:tcW w:w="1020" w:type="dxa"/>
           </w:tcPr>
           <w:p>
             <w:r>
               <w:rPr>
-                <w:sz w:val="20"/>
+                <w:sz w:val="19"/>
               </w:rPr>
               <w:t>P-1</w:t>
             </w:r>
@@ -1345,12 +1448,12 @@
         </w:tc>
         <w:tc>
           <w:tcPr>
-            <w:tcW w:type="dxa" w:w="4392"/>
+            <w:tcW w:w="7881" w:type="dxa"/>
           </w:tcPr>
           <w:p>
             <w:r>
               <w:rPr>
-                <w:sz w:val="20"/>
+                <w:sz w:val="19"/>
               </w:rPr>
               <w:t>O ambiente SAP FI da VAB Matriz é equivalente ao da Divisão Logística para fins de configuração DDA</w:t>
             </w:r>
@@ -1360,12 +1463,13 @@
       <w:tr>
         <w:tc>
           <w:tcPr>
-            <w:tcW w:type="dxa" w:w="4392"/>
+            <w:tcW w:w="1020" w:type="dxa"/>
+            <w:shd w:val="clear" w:color="auto" w:fill="F0F5FB"/>
           </w:tcPr>
           <w:p>
             <w:r>
               <w:rPr>
-                <w:sz w:val="20"/>
+                <w:sz w:val="19"/>
               </w:rPr>
               <w:t>P-2</w:t>
             </w:r>
@@ -1373,12 +1477,13 @@
         </w:tc>
         <w:tc>
           <w:tcPr>
-            <w:tcW w:type="dxa" w:w="4392"/>
+            <w:tcW w:w="7881" w:type="dxa"/>
+            <w:shd w:val="clear" w:color="auto" w:fill="F0F5FB"/>
           </w:tcPr>
           <w:p>
             <w:r>
               <w:rPr>
-                <w:sz w:val="20"/>
+                <w:sz w:val="19"/>
               </w:rPr>
               <w:t>A Divisão Logística disponibilizará seus parâmetros de configuração DDA como referência para a equipe técnica</w:t>
             </w:r>
@@ -1388,12 +1493,12 @@
       <w:tr>
         <w:tc>
           <w:tcPr>
-            <w:tcW w:type="dxa" w:w="4392"/>
+            <w:tcW w:w="1020" w:type="dxa"/>
           </w:tcPr>
           <w:p>
             <w:r>
               <w:rPr>
-                <w:sz w:val="20"/>
+                <w:sz w:val="19"/>
               </w:rPr>
               <w:t>P-3</w:t>
             </w:r>
@@ -1401,12 +1506,12 @@
         </w:tc>
         <w:tc>
           <w:tcPr>
-            <w:tcW w:type="dxa" w:w="4392"/>
+            <w:tcW w:w="7881" w:type="dxa"/>
           </w:tcPr>
           <w:p>
             <w:r>
               <w:rPr>
-                <w:sz w:val="20"/>
+                <w:sz w:val="19"/>
               </w:rPr>
               <w:t>O banco Santander aprovará a habilitação DDA para a conta da VAB Matriz em prazo compatível com o cronograma</w:t>
             </w:r>
@@ -1416,12 +1521,13 @@
       <w:tr>
         <w:tc>
           <w:tcPr>
-            <w:tcW w:type="dxa" w:w="4392"/>
+            <w:tcW w:w="1020" w:type="dxa"/>
+            <w:shd w:val="clear" w:color="auto" w:fill="F0F5FB"/>
           </w:tcPr>
           <w:p>
             <w:r>
               <w:rPr>
-                <w:sz w:val="20"/>
+                <w:sz w:val="19"/>
               </w:rPr>
               <w:t>P-4</w:t>
             </w:r>
@@ -1429,12 +1535,13 @@
         </w:tc>
         <w:tc>
           <w:tcPr>
-            <w:tcW w:type="dxa" w:w="4392"/>
+            <w:tcW w:w="7881" w:type="dxa"/>
+            <w:shd w:val="clear" w:color="auto" w:fill="F0F5FB"/>
           </w:tcPr>
           <w:p>
             <w:r>
               <w:rPr>
-                <w:sz w:val="20"/>
+                <w:sz w:val="19"/>
               </w:rPr>
               <w:t>A equipe de Contas a Pagar da VAB Matriz participará dos testes e treinamento conforme convocação</w:t>
             </w:r>
@@ -1444,12 +1551,12 @@
       <w:tr>
         <w:tc>
           <w:tcPr>
-            <w:tcW w:type="dxa" w:w="4392"/>
+            <w:tcW w:w="1020" w:type="dxa"/>
           </w:tcPr>
           <w:p>
             <w:r>
               <w:rPr>
-                <w:sz w:val="20"/>
+                <w:sz w:val="19"/>
               </w:rPr>
               <w:t>P-5</w:t>
             </w:r>
@@ -1457,12 +1564,12 @@
         </w:tc>
         <w:tc>
           <w:tcPr>
-            <w:tcW w:type="dxa" w:w="4392"/>
+            <w:tcW w:w="7881" w:type="dxa"/>
           </w:tcPr>
           <w:p>
             <w:r>
               <w:rPr>
-                <w:sz w:val="20"/>
+                <w:sz w:val="19"/>
               </w:rPr>
               <w:t>Os "ajustes necessários" identificados por Noemia são de parametrização, não de desenvolvimento ABAP (a confirmar no Step 8)</w:t>
             </w:r>
@@ -1472,12 +1579,13 @@
       <w:tr>
         <w:tc>
           <w:tcPr>
-            <w:tcW w:type="dxa" w:w="4392"/>
+            <w:tcW w:w="1020" w:type="dxa"/>
+            <w:shd w:val="clear" w:color="auto" w:fill="F0F5FB"/>
           </w:tcPr>
           <w:p>
             <w:r>
               <w:rPr>
-                <w:sz w:val="20"/>
+                <w:sz w:val="19"/>
               </w:rPr>
               <w:t>P-6</w:t>
             </w:r>
@@ -1485,12 +1593,13 @@
         </w:tc>
         <w:tc>
           <w:tcPr>
-            <w:tcW w:type="dxa" w:w="4392"/>
+            <w:tcW w:w="7881" w:type="dxa"/>
+            <w:shd w:val="clear" w:color="auto" w:fill="F0F5FB"/>
           </w:tcPr>
           <w:p>
             <w:r>
               <w:rPr>
-                <w:sz w:val="20"/>
+                <w:sz w:val="19"/>
               </w:rPr>
               <w:t>O investimento será zero ou suportado por horas de DTI interna (sem custo externo), satisfazendo a condição do Holding</w:t>
             </w:r>
@@ -1500,9 +1609,11 @@
     </w:tbl>
     <w:p/>
     <w:p>
-      <w:r>
-        <w:t>────────────────────────────────────────────────────────────</w:t>
-      </w:r>
+      <w:pPr>
+        <w:pBdr>
+          <w:bottom w:val="single" w:sz="6" w:space="1" w:color="CCCCCC"/>
+        </w:pBdr>
+      </w:pPr>
     </w:p>
     <w:p/>
     <w:p>
@@ -1511,8 +1622,11 @@
       </w:pPr>
       <w:r>
         <w:rPr>
-          <w:color w:val="404040"/>
-          <w:sz w:val="24"/>
+          <w:rFonts w:ascii="Calibri" w:hAnsi="Calibri"/>
+          <w:b/>
+          <w:i w:val="0"/>
+          <w:color w:val="2A4A7F"/>
+          <w:sz w:val="22"/>
         </w:rPr>
         <w:t>Restrições</w:t>
       </w:r>
@@ -1521,24 +1635,26 @@
     <w:tbl>
       <w:tblPr>
         <w:tblStyle w:val="TableGrid"/>
-        <w:tblW w:type="auto" w:w="0"/>
         <w:tblLook w:firstColumn="1" w:firstRow="1" w:lastColumn="0" w:lastRow="0" w:noHBand="0" w:noVBand="1" w:val="04A0"/>
+        <w:tblW w:w="8901" w:type="dxa"/>
+        <w:tblLayout w:type="fixed"/>
       </w:tblPr>
       <w:tblGrid>
-        <w:gridCol w:w="4392"/>
-        <w:gridCol w:w="4392"/>
+        <w:gridCol w:w="1020"/>
+        <w:gridCol w:w="7881"/>
       </w:tblGrid>
       <w:tr>
         <w:tc>
           <w:tcPr>
-            <w:tcW w:type="dxa" w:w="4392"/>
-            <w:shd w:val="clear" w:color="auto" w:fill="D6E4F0"/>
+            <w:tcW w:w="1020" w:type="dxa"/>
+            <w:shd w:val="clear" w:color="auto" w:fill="1A3A5C"/>
           </w:tcPr>
           <w:p>
             <w:r>
               <w:rPr>
                 <w:b/>
-                <w:sz w:val="20"/>
+                <w:color w:val="FFFFFF"/>
+                <w:sz w:val="19"/>
               </w:rPr>
               <w:t>#</w:t>
             </w:r>
@@ -1546,14 +1662,15 @@
         </w:tc>
         <w:tc>
           <w:tcPr>
-            <w:tcW w:type="dxa" w:w="4392"/>
-            <w:shd w:val="clear" w:color="auto" w:fill="D6E4F0"/>
+            <w:tcW w:w="7881" w:type="dxa"/>
+            <w:shd w:val="clear" w:color="auto" w:fill="1A3A5C"/>
           </w:tcPr>
           <w:p>
             <w:r>
               <w:rPr>
                 <w:b/>
-                <w:sz w:val="20"/>
+                <w:color w:val="FFFFFF"/>
+                <w:sz w:val="19"/>
               </w:rPr>
               <w:t>Restrição</w:t>
             </w:r>
@@ -1563,12 +1680,12 @@
       <w:tr>
         <w:tc>
           <w:tcPr>
-            <w:tcW w:type="dxa" w:w="4392"/>
+            <w:tcW w:w="1020" w:type="dxa"/>
           </w:tcPr>
           <w:p>
             <w:r>
               <w:rPr>
-                <w:sz w:val="20"/>
+                <w:sz w:val="19"/>
               </w:rPr>
               <w:t>R-1</w:t>
             </w:r>
@@ -1576,12 +1693,12 @@
         </w:tc>
         <w:tc>
           <w:tcPr>
-            <w:tcW w:type="dxa" w:w="4392"/>
+            <w:tcW w:w="7881" w:type="dxa"/>
           </w:tcPr>
           <w:p>
             <w:r>
               <w:rPr>
-                <w:sz w:val="20"/>
+                <w:sz w:val="19"/>
               </w:rPr>
               <w:t>Kickoff somente após formalização de custos e re-autorização do Holding (CB-3)</w:t>
             </w:r>
@@ -1591,12 +1708,13 @@
       <w:tr>
         <w:tc>
           <w:tcPr>
-            <w:tcW w:type="dxa" w:w="4392"/>
+            <w:tcW w:w="1020" w:type="dxa"/>
+            <w:shd w:val="clear" w:color="auto" w:fill="F0F5FB"/>
           </w:tcPr>
           <w:p>
             <w:r>
               <w:rPr>
-                <w:sz w:val="20"/>
+                <w:sz w:val="19"/>
               </w:rPr>
               <w:t>R-2</w:t>
             </w:r>
@@ -1604,12 +1722,13 @@
         </w:tc>
         <w:tc>
           <w:tcPr>
-            <w:tcW w:type="dxa" w:w="4392"/>
+            <w:tcW w:w="7881" w:type="dxa"/>
+            <w:shd w:val="clear" w:color="auto" w:fill="F0F5FB"/>
           </w:tcPr>
           <w:p>
             <w:r>
               <w:rPr>
-                <w:sz w:val="20"/>
+                <w:sz w:val="19"/>
               </w:rPr>
               <w:t>Sponsor com autoridade Diretor+ deve ser identificado antes do kickoff (CB-Sponsor)</w:t>
             </w:r>
@@ -1619,12 +1738,12 @@
       <w:tr>
         <w:tc>
           <w:tcPr>
-            <w:tcW w:type="dxa" w:w="4392"/>
+            <w:tcW w:w="1020" w:type="dxa"/>
           </w:tcPr>
           <w:p>
             <w:r>
               <w:rPr>
-                <w:sz w:val="20"/>
+                <w:sz w:val="19"/>
               </w:rPr>
               <w:t>R-3</w:t>
             </w:r>
@@ -1632,12 +1751,12 @@
         </w:tc>
         <w:tc>
           <w:tcPr>
-            <w:tcW w:type="dxa" w:w="4392"/>
+            <w:tcW w:w="7881" w:type="dxa"/>
           </w:tcPr>
           <w:p>
             <w:r>
               <w:rPr>
-                <w:sz w:val="20"/>
+                <w:sz w:val="19"/>
               </w:rPr>
               <w:t>Investimento externo máximo: R$0 — sem custo externo (condição Holding); se necessário custo externo, nova autorização obrigatória</w:t>
             </w:r>
@@ -1647,12 +1766,13 @@
       <w:tr>
         <w:tc>
           <w:tcPr>
-            <w:tcW w:type="dxa" w:w="4392"/>
+            <w:tcW w:w="1020" w:type="dxa"/>
+            <w:shd w:val="clear" w:color="auto" w:fill="F0F5FB"/>
           </w:tcPr>
           <w:p>
             <w:r>
               <w:rPr>
-                <w:sz w:val="20"/>
+                <w:sz w:val="19"/>
               </w:rPr>
               <w:t>R-4</w:t>
             </w:r>
@@ -1660,12 +1780,13 @@
         </w:tc>
         <w:tc>
           <w:tcPr>
-            <w:tcW w:type="dxa" w:w="4392"/>
+            <w:tcW w:w="7881" w:type="dxa"/>
+            <w:shd w:val="clear" w:color="auto" w:fill="F0F5FB"/>
           </w:tcPr>
           <w:p>
             <w:r>
               <w:rPr>
-                <w:sz w:val="20"/>
+                <w:sz w:val="19"/>
               </w:rPr>
               <w:t>Go-live somente com homologação completa junto ao Santander</w:t>
             </w:r>
@@ -1675,12 +1796,12 @@
       <w:tr>
         <w:tc>
           <w:tcPr>
-            <w:tcW w:type="dxa" w:w="4392"/>
+            <w:tcW w:w="1020" w:type="dxa"/>
           </w:tcPr>
           <w:p>
             <w:r>
               <w:rPr>
-                <w:sz w:val="20"/>
+                <w:sz w:val="19"/>
               </w:rPr>
               <w:t>R-5</w:t>
             </w:r>
@@ -1688,12 +1809,12 @@
         </w:tc>
         <w:tc>
           <w:tcPr>
-            <w:tcW w:type="dxa" w:w="4392"/>
+            <w:tcW w:w="7881" w:type="dxa"/>
           </w:tcPr>
           <w:p>
             <w:r>
               <w:rPr>
-                <w:sz w:val="20"/>
+                <w:sz w:val="19"/>
               </w:rPr>
               <w:t>Solução deve replicar o padrão CNAB 240 já aprovado no Grupo (mesma estrutura da Div. Logística)</w:t>
             </w:r>
@@ -1703,12 +1824,13 @@
       <w:tr>
         <w:tc>
           <w:tcPr>
-            <w:tcW w:type="dxa" w:w="4392"/>
+            <w:tcW w:w="1020" w:type="dxa"/>
+            <w:shd w:val="clear" w:color="auto" w:fill="F0F5FB"/>
           </w:tcPr>
           <w:p>
             <w:r>
               <w:rPr>
-                <w:sz w:val="20"/>
+                <w:sz w:val="19"/>
               </w:rPr>
               <w:t>R-6</w:t>
             </w:r>
@@ -1716,12 +1838,13 @@
         </w:tc>
         <w:tc>
           <w:tcPr>
-            <w:tcW w:type="dxa" w:w="4392"/>
+            <w:tcW w:w="7881" w:type="dxa"/>
+            <w:shd w:val="clear" w:color="auto" w:fill="F0F5FB"/>
           </w:tcPr>
           <w:p>
             <w:r>
               <w:rPr>
-                <w:sz w:val="20"/>
+                <w:sz w:val="19"/>
               </w:rPr>
               <w:t>Sem impacto em outros módulos SAP em produção (restrição de ambiente de produção)</w:t>
             </w:r>
@@ -1731,9 +1854,11 @@
     </w:tbl>
     <w:p/>
     <w:p>
-      <w:r>
-        <w:t>────────────────────────────────────────────────────────────</w:t>
-      </w:r>
+      <w:pPr>
+        <w:pBdr>
+          <w:bottom w:val="single" w:sz="6" w:space="1" w:color="CCCCCC"/>
+        </w:pBdr>
+      </w:pPr>
     </w:p>
     <w:p/>
     <w:p>
@@ -1742,8 +1867,11 @@
       </w:pPr>
       <w:r>
         <w:rPr>
-          <w:color w:val="404040"/>
-          <w:sz w:val="24"/>
+          <w:rFonts w:ascii="Calibri" w:hAnsi="Calibri"/>
+          <w:b/>
+          <w:i w:val="0"/>
+          <w:color w:val="2A4A7F"/>
+          <w:sz w:val="22"/>
         </w:rPr>
         <w:t>Riscos de Alto Nível</w:t>
       </w:r>
@@ -1752,27 +1880,29 @@
     <w:tbl>
       <w:tblPr>
         <w:tblStyle w:val="TableGrid"/>
-        <w:tblW w:type="auto" w:w="0"/>
         <w:tblLook w:firstColumn="1" w:firstRow="1" w:lastColumn="0" w:lastRow="0" w:noHBand="0" w:noVBand="1" w:val="04A0"/>
+        <w:tblW w:w="8900" w:type="dxa"/>
+        <w:tblLayout w:type="fixed"/>
       </w:tblPr>
       <w:tblGrid>
-        <w:gridCol w:w="1757"/>
-        <w:gridCol w:w="1757"/>
-        <w:gridCol w:w="1757"/>
-        <w:gridCol w:w="1757"/>
-        <w:gridCol w:w="1757"/>
+        <w:gridCol w:w="1020"/>
+        <w:gridCol w:w="1970"/>
+        <w:gridCol w:w="1970"/>
+        <w:gridCol w:w="1970"/>
+        <w:gridCol w:w="1970"/>
       </w:tblGrid>
       <w:tr>
         <w:tc>
           <w:tcPr>
-            <w:tcW w:type="dxa" w:w="1757"/>
-            <w:shd w:val="clear" w:color="auto" w:fill="D6E4F0"/>
+            <w:tcW w:w="1020" w:type="dxa"/>
+            <w:shd w:val="clear" w:color="auto" w:fill="1A3A5C"/>
           </w:tcPr>
           <w:p>
             <w:r>
               <w:rPr>
                 <w:b/>
-                <w:sz w:val="20"/>
+                <w:color w:val="FFFFFF"/>
+                <w:sz w:val="19"/>
               </w:rPr>
               <w:t>ID</w:t>
             </w:r>
@@ -1780,14 +1910,15 @@
         </w:tc>
         <w:tc>
           <w:tcPr>
-            <w:tcW w:type="dxa" w:w="1757"/>
-            <w:shd w:val="clear" w:color="auto" w:fill="D6E4F0"/>
+            <w:tcW w:w="1970" w:type="dxa"/>
+            <w:shd w:val="clear" w:color="auto" w:fill="1A3A5C"/>
           </w:tcPr>
           <w:p>
             <w:r>
               <w:rPr>
                 <w:b/>
-                <w:sz w:val="20"/>
+                <w:color w:val="FFFFFF"/>
+                <w:sz w:val="19"/>
               </w:rPr>
               <w:t>Risco</w:t>
             </w:r>
@@ -1795,14 +1926,15 @@
         </w:tc>
         <w:tc>
           <w:tcPr>
-            <w:tcW w:type="dxa" w:w="1757"/>
-            <w:shd w:val="clear" w:color="auto" w:fill="D6E4F0"/>
+            <w:tcW w:w="1970" w:type="dxa"/>
+            <w:shd w:val="clear" w:color="auto" w:fill="1A3A5C"/>
           </w:tcPr>
           <w:p>
             <w:r>
               <w:rPr>
                 <w:b/>
-                <w:sz w:val="20"/>
+                <w:color w:val="FFFFFF"/>
+                <w:sz w:val="19"/>
               </w:rPr>
               <w:t>Probabilidade</w:t>
             </w:r>
@@ -1810,14 +1942,15 @@
         </w:tc>
         <w:tc>
           <w:tcPr>
-            <w:tcW w:type="dxa" w:w="1757"/>
-            <w:shd w:val="clear" w:color="auto" w:fill="D6E4F0"/>
+            <w:tcW w:w="1970" w:type="dxa"/>
+            <w:shd w:val="clear" w:color="auto" w:fill="1A3A5C"/>
           </w:tcPr>
           <w:p>
             <w:r>
               <w:rPr>
                 <w:b/>
-                <w:sz w:val="20"/>
+                <w:color w:val="FFFFFF"/>
+                <w:sz w:val="19"/>
               </w:rPr>
               <w:t>Impacto</w:t>
             </w:r>
@@ -1825,14 +1958,15 @@
         </w:tc>
         <w:tc>
           <w:tcPr>
-            <w:tcW w:type="dxa" w:w="1757"/>
-            <w:shd w:val="clear" w:color="auto" w:fill="D6E4F0"/>
+            <w:tcW w:w="1970" w:type="dxa"/>
+            <w:shd w:val="clear" w:color="auto" w:fill="1A3A5C"/>
           </w:tcPr>
           <w:p>
             <w:r>
               <w:rPr>
                 <w:b/>
-                <w:sz w:val="20"/>
+                <w:color w:val="FFFFFF"/>
+                <w:sz w:val="19"/>
               </w:rPr>
               <w:t>Nível</w:t>
             </w:r>
@@ -1842,12 +1976,12 @@
       <w:tr>
         <w:tc>
           <w:tcPr>
-            <w:tcW w:type="dxa" w:w="1757"/>
+            <w:tcW w:w="1020" w:type="dxa"/>
           </w:tcPr>
           <w:p>
             <w:r>
               <w:rPr>
-                <w:sz w:val="20"/>
+                <w:sz w:val="19"/>
               </w:rPr>
               <w:t>R-001</w:t>
             </w:r>
@@ -1855,12 +1989,12 @@
         </w:tc>
         <w:tc>
           <w:tcPr>
-            <w:tcW w:type="dxa" w:w="1757"/>
+            <w:tcW w:w="1970" w:type="dxa"/>
           </w:tcPr>
           <w:p>
             <w:r>
               <w:rPr>
-                <w:sz w:val="20"/>
+                <w:sz w:val="19"/>
               </w:rPr>
               <w:t>Autorização Holding torna-se inválida se houver qualquer custo externo</w:t>
             </w:r>
@@ -1868,12 +2002,12 @@
         </w:tc>
         <w:tc>
           <w:tcPr>
-            <w:tcW w:type="dxa" w:w="1757"/>
+            <w:tcW w:w="1970" w:type="dxa"/>
           </w:tcPr>
           <w:p>
             <w:r>
               <w:rPr>
-                <w:sz w:val="20"/>
+                <w:sz w:val="19"/>
               </w:rPr>
               <w:t>ALTA</w:t>
             </w:r>
@@ -1881,12 +2015,12 @@
         </w:tc>
         <w:tc>
           <w:tcPr>
-            <w:tcW w:type="dxa" w:w="1757"/>
+            <w:tcW w:w="1970" w:type="dxa"/>
           </w:tcPr>
           <w:p>
             <w:r>
               <w:rPr>
-                <w:sz w:val="20"/>
+                <w:sz w:val="19"/>
               </w:rPr>
               <w:t>ALTO</w:t>
             </w:r>
@@ -1894,12 +2028,12 @@
         </w:tc>
         <w:tc>
           <w:tcPr>
-            <w:tcW w:type="dxa" w:w="1757"/>
+            <w:tcW w:w="1970" w:type="dxa"/>
           </w:tcPr>
           <w:p>
             <w:r>
               <w:rPr>
-                <w:sz w:val="20"/>
+                <w:sz w:val="19"/>
               </w:rPr>
               <w:t>CRÍTICO</w:t>
             </w:r>
@@ -1909,12 +2043,13 @@
       <w:tr>
         <w:tc>
           <w:tcPr>
-            <w:tcW w:type="dxa" w:w="1757"/>
+            <w:tcW w:w="1020" w:type="dxa"/>
+            <w:shd w:val="clear" w:color="auto" w:fill="F0F5FB"/>
           </w:tcPr>
           <w:p>
             <w:r>
               <w:rPr>
-                <w:sz w:val="20"/>
+                <w:sz w:val="19"/>
               </w:rPr>
               <w:t>R-002</w:t>
             </w:r>
@@ -1922,12 +2057,13 @@
         </w:tc>
         <w:tc>
           <w:tcPr>
-            <w:tcW w:type="dxa" w:w="1757"/>
+            <w:tcW w:w="1970" w:type="dxa"/>
+            <w:shd w:val="clear" w:color="auto" w:fill="F0F5FB"/>
           </w:tcPr>
           <w:p>
             <w:r>
               <w:rPr>
-                <w:sz w:val="20"/>
+                <w:sz w:val="19"/>
               </w:rPr>
               <w:t>"Ajustes necessários" revelam-se mais complexos que replicação (reclassificação para PROJETO)</w:t>
             </w:r>
@@ -1935,12 +2071,13 @@
         </w:tc>
         <w:tc>
           <w:tcPr>
-            <w:tcW w:type="dxa" w:w="1757"/>
+            <w:tcW w:w="1970" w:type="dxa"/>
+            <w:shd w:val="clear" w:color="auto" w:fill="F0F5FB"/>
           </w:tcPr>
           <w:p>
             <w:r>
               <w:rPr>
-                <w:sz w:val="20"/>
+                <w:sz w:val="19"/>
               </w:rPr>
               <w:t>MÉDIA</w:t>
             </w:r>
@@ -1948,12 +2085,13 @@
         </w:tc>
         <w:tc>
           <w:tcPr>
-            <w:tcW w:type="dxa" w:w="1757"/>
+            <w:tcW w:w="1970" w:type="dxa"/>
+            <w:shd w:val="clear" w:color="auto" w:fill="F0F5FB"/>
           </w:tcPr>
           <w:p>
             <w:r>
               <w:rPr>
-                <w:sz w:val="20"/>
+                <w:sz w:val="19"/>
               </w:rPr>
               <w:t>ALTO</w:t>
             </w:r>
@@ -1961,12 +2099,13 @@
         </w:tc>
         <w:tc>
           <w:tcPr>
-            <w:tcW w:type="dxa" w:w="1757"/>
+            <w:tcW w:w="1970" w:type="dxa"/>
+            <w:shd w:val="clear" w:color="auto" w:fill="F0F5FB"/>
           </w:tcPr>
           <w:p>
             <w:r>
               <w:rPr>
-                <w:sz w:val="20"/>
+                <w:sz w:val="19"/>
               </w:rPr>
               <w:t>ALTO</w:t>
             </w:r>
@@ -1976,12 +2115,12 @@
       <w:tr>
         <w:tc>
           <w:tcPr>
-            <w:tcW w:type="dxa" w:w="1757"/>
+            <w:tcW w:w="1020" w:type="dxa"/>
           </w:tcPr>
           <w:p>
             <w:r>
               <w:rPr>
-                <w:sz w:val="20"/>
+                <w:sz w:val="19"/>
               </w:rPr>
               <w:t>R-003</w:t>
             </w:r>
@@ -1989,12 +2128,12 @@
         </w:tc>
         <w:tc>
           <w:tcPr>
-            <w:tcW w:type="dxa" w:w="1757"/>
+            <w:tcW w:w="1970" w:type="dxa"/>
           </w:tcPr>
           <w:p>
             <w:r>
               <w:rPr>
-                <w:sz w:val="20"/>
+                <w:sz w:val="19"/>
               </w:rPr>
               <w:t>Habilitação DDA no Santander demora mais que o planejado</w:t>
             </w:r>
@@ -2002,12 +2141,12 @@
         </w:tc>
         <w:tc>
           <w:tcPr>
-            <w:tcW w:type="dxa" w:w="1757"/>
+            <w:tcW w:w="1970" w:type="dxa"/>
           </w:tcPr>
           <w:p>
             <w:r>
               <w:rPr>
-                <w:sz w:val="20"/>
+                <w:sz w:val="19"/>
               </w:rPr>
               <w:t>MÉDIA</w:t>
             </w:r>
@@ -2015,12 +2154,12 @@
         </w:tc>
         <w:tc>
           <w:tcPr>
-            <w:tcW w:type="dxa" w:w="1757"/>
+            <w:tcW w:w="1970" w:type="dxa"/>
           </w:tcPr>
           <w:p>
             <w:r>
               <w:rPr>
-                <w:sz w:val="20"/>
+                <w:sz w:val="19"/>
               </w:rPr>
               <w:t>MÉDIO</w:t>
             </w:r>
@@ -2028,12 +2167,12 @@
         </w:tc>
         <w:tc>
           <w:tcPr>
-            <w:tcW w:type="dxa" w:w="1757"/>
+            <w:tcW w:w="1970" w:type="dxa"/>
           </w:tcPr>
           <w:p>
             <w:r>
               <w:rPr>
-                <w:sz w:val="20"/>
+                <w:sz w:val="19"/>
               </w:rPr>
               <w:t>MÉDIO</w:t>
             </w:r>
@@ -2043,12 +2182,13 @@
       <w:tr>
         <w:tc>
           <w:tcPr>
-            <w:tcW w:type="dxa" w:w="1757"/>
+            <w:tcW w:w="1020" w:type="dxa"/>
+            <w:shd w:val="clear" w:color="auto" w:fill="F0F5FB"/>
           </w:tcPr>
           <w:p>
             <w:r>
               <w:rPr>
-                <w:sz w:val="20"/>
+                <w:sz w:val="19"/>
               </w:rPr>
               <w:t>R-004</w:t>
             </w:r>
@@ -2056,12 +2196,13 @@
         </w:tc>
         <w:tc>
           <w:tcPr>
-            <w:tcW w:type="dxa" w:w="1757"/>
+            <w:tcW w:w="1970" w:type="dxa"/>
+            <w:shd w:val="clear" w:color="auto" w:fill="F0F5FB"/>
           </w:tcPr>
           <w:p>
             <w:r>
               <w:rPr>
-                <w:sz w:val="20"/>
+                <w:sz w:val="19"/>
               </w:rPr>
               <w:t>Ambiente técnico da VAB difere da Div. Logística de forma não antecipada</w:t>
             </w:r>
@@ -2069,12 +2210,13 @@
         </w:tc>
         <w:tc>
           <w:tcPr>
-            <w:tcW w:type="dxa" w:w="1757"/>
+            <w:tcW w:w="1970" w:type="dxa"/>
+            <w:shd w:val="clear" w:color="auto" w:fill="F0F5FB"/>
           </w:tcPr>
           <w:p>
             <w:r>
               <w:rPr>
-                <w:sz w:val="20"/>
+                <w:sz w:val="19"/>
               </w:rPr>
               <w:t>BAIXA</w:t>
             </w:r>
@@ -2082,12 +2224,13 @@
         </w:tc>
         <w:tc>
           <w:tcPr>
-            <w:tcW w:type="dxa" w:w="1757"/>
+            <w:tcW w:w="1970" w:type="dxa"/>
+            <w:shd w:val="clear" w:color="auto" w:fill="F0F5FB"/>
           </w:tcPr>
           <w:p>
             <w:r>
               <w:rPr>
-                <w:sz w:val="20"/>
+                <w:sz w:val="19"/>
               </w:rPr>
               <w:t>ALTO</w:t>
             </w:r>
@@ -2095,12 +2238,13 @@
         </w:tc>
         <w:tc>
           <w:tcPr>
-            <w:tcW w:type="dxa" w:w="1757"/>
+            <w:tcW w:w="1970" w:type="dxa"/>
+            <w:shd w:val="clear" w:color="auto" w:fill="F0F5FB"/>
           </w:tcPr>
           <w:p>
             <w:r>
               <w:rPr>
-                <w:sz w:val="20"/>
+                <w:sz w:val="19"/>
               </w:rPr>
               <w:t>MÉDIO</w:t>
             </w:r>
@@ -2110,12 +2254,12 @@
       <w:tr>
         <w:tc>
           <w:tcPr>
-            <w:tcW w:type="dxa" w:w="1757"/>
+            <w:tcW w:w="1020" w:type="dxa"/>
           </w:tcPr>
           <w:p>
             <w:r>
               <w:rPr>
-                <w:sz w:val="20"/>
+                <w:sz w:val="19"/>
               </w:rPr>
               <w:t>R-005</w:t>
             </w:r>
@@ -2123,12 +2267,12 @@
         </w:tc>
         <w:tc>
           <w:tcPr>
-            <w:tcW w:type="dxa" w:w="1757"/>
+            <w:tcW w:w="1970" w:type="dxa"/>
           </w:tcPr>
           <w:p>
             <w:r>
               <w:rPr>
-                <w:sz w:val="20"/>
+                <w:sz w:val="19"/>
               </w:rPr>
               <w:t>Resistência da equipe CP à mudança de processo</w:t>
             </w:r>
@@ -2136,12 +2280,12 @@
         </w:tc>
         <w:tc>
           <w:tcPr>
-            <w:tcW w:type="dxa" w:w="1757"/>
+            <w:tcW w:w="1970" w:type="dxa"/>
           </w:tcPr>
           <w:p>
             <w:r>
               <w:rPr>
-                <w:sz w:val="20"/>
+                <w:sz w:val="19"/>
               </w:rPr>
               <w:t>BAIXA</w:t>
             </w:r>
@@ -2149,12 +2293,12 @@
         </w:tc>
         <w:tc>
           <w:tcPr>
-            <w:tcW w:type="dxa" w:w="1757"/>
+            <w:tcW w:w="1970" w:type="dxa"/>
           </w:tcPr>
           <w:p>
             <w:r>
               <w:rPr>
-                <w:sz w:val="20"/>
+                <w:sz w:val="19"/>
               </w:rPr>
               <w:t>BAIXO</w:t>
             </w:r>
@@ -2162,12 +2306,12 @@
         </w:tc>
         <w:tc>
           <w:tcPr>
-            <w:tcW w:type="dxa" w:w="1757"/>
+            <w:tcW w:w="1970" w:type="dxa"/>
           </w:tcPr>
           <w:p>
             <w:r>
               <w:rPr>
-                <w:sz w:val="20"/>
+                <w:sz w:val="19"/>
               </w:rPr>
               <w:t>BAIXO</w:t>
             </w:r>
@@ -2177,9 +2321,11 @@
     </w:tbl>
     <w:p/>
     <w:p>
-      <w:r>
-        <w:t>────────────────────────────────────────────────────────────</w:t>
-      </w:r>
+      <w:pPr>
+        <w:pBdr>
+          <w:bottom w:val="single" w:sz="6" w:space="1" w:color="CCCCCC"/>
+        </w:pBdr>
+      </w:pPr>
     </w:p>
     <w:p/>
     <w:p>
@@ -2188,8 +2334,11 @@
       </w:pPr>
       <w:r>
         <w:rPr>
-          <w:color w:val="404040"/>
-          <w:sz w:val="24"/>
+          <w:rFonts w:ascii="Calibri" w:hAnsi="Calibri"/>
+          <w:b/>
+          <w:i w:val="0"/>
+          <w:color w:val="2A4A7F"/>
+          <w:sz w:val="22"/>
         </w:rPr>
         <w:t>Partes Interessadas Principais</w:t>
       </w:r>
@@ -2198,26 +2347,28 @@
     <w:tbl>
       <w:tblPr>
         <w:tblStyle w:val="TableGrid"/>
-        <w:tblW w:type="auto" w:w="0"/>
         <w:tblLook w:firstColumn="1" w:firstRow="1" w:lastColumn="0" w:lastRow="0" w:noHBand="0" w:noVBand="1" w:val="04A0"/>
+        <w:tblW w:w="8900" w:type="dxa"/>
+        <w:tblLayout w:type="fixed"/>
       </w:tblPr>
       <w:tblGrid>
-        <w:gridCol w:w="2196"/>
-        <w:gridCol w:w="2196"/>
-        <w:gridCol w:w="2196"/>
-        <w:gridCol w:w="2196"/>
+        <w:gridCol w:w="2225"/>
+        <w:gridCol w:w="2225"/>
+        <w:gridCol w:w="2225"/>
+        <w:gridCol w:w="2225"/>
       </w:tblGrid>
       <w:tr>
         <w:tc>
           <w:tcPr>
-            <w:tcW w:type="dxa" w:w="2196"/>
-            <w:shd w:val="clear" w:color="auto" w:fill="D6E4F0"/>
+            <w:tcW w:w="2225" w:type="dxa"/>
+            <w:shd w:val="clear" w:color="auto" w:fill="1A3A5C"/>
           </w:tcPr>
           <w:p>
             <w:r>
               <w:rPr>
                 <w:b/>
-                <w:sz w:val="20"/>
+                <w:color w:val="FFFFFF"/>
+                <w:sz w:val="19"/>
               </w:rPr>
               <w:t>Nome</w:t>
             </w:r>
@@ -2225,14 +2376,15 @@
         </w:tc>
         <w:tc>
           <w:tcPr>
-            <w:tcW w:type="dxa" w:w="2196"/>
-            <w:shd w:val="clear" w:color="auto" w:fill="D6E4F0"/>
+            <w:tcW w:w="2225" w:type="dxa"/>
+            <w:shd w:val="clear" w:color="auto" w:fill="1A3A5C"/>
           </w:tcPr>
           <w:p>
             <w:r>
               <w:rPr>
                 <w:b/>
-                <w:sz w:val="20"/>
+                <w:color w:val="FFFFFF"/>
+                <w:sz w:val="19"/>
               </w:rPr>
               <w:t>Papel</w:t>
             </w:r>
@@ -2240,14 +2392,15 @@
         </w:tc>
         <w:tc>
           <w:tcPr>
-            <w:tcW w:type="dxa" w:w="2196"/>
-            <w:shd w:val="clear" w:color="auto" w:fill="D6E4F0"/>
+            <w:tcW w:w="2225" w:type="dxa"/>
+            <w:shd w:val="clear" w:color="auto" w:fill="1A3A5C"/>
           </w:tcPr>
           <w:p>
             <w:r>
               <w:rPr>
                 <w:b/>
-                <w:sz w:val="20"/>
+                <w:color w:val="FFFFFF"/>
+                <w:sz w:val="19"/>
               </w:rPr>
               <w:t>Influência</w:t>
             </w:r>
@@ -2255,14 +2408,15 @@
         </w:tc>
         <w:tc>
           <w:tcPr>
-            <w:tcW w:type="dxa" w:w="2196"/>
-            <w:shd w:val="clear" w:color="auto" w:fill="D6E4F0"/>
+            <w:tcW w:w="2225" w:type="dxa"/>
+            <w:shd w:val="clear" w:color="auto" w:fill="1A3A5C"/>
           </w:tcPr>
           <w:p>
             <w:r>
               <w:rPr>
                 <w:b/>
-                <w:sz w:val="20"/>
+                <w:color w:val="FFFFFF"/>
+                <w:sz w:val="19"/>
               </w:rPr>
               <w:t>Engajamento atual</w:t>
             </w:r>
@@ -2272,12 +2426,12 @@
       <w:tr>
         <w:tc>
           <w:tcPr>
-            <w:tcW w:type="dxa" w:w="2196"/>
+            <w:tcW w:w="2225" w:type="dxa"/>
           </w:tcPr>
           <w:p>
             <w:r>
               <w:rPr>
-                <w:sz w:val="20"/>
+                <w:sz w:val="19"/>
               </w:rPr>
               <w:t>Gladston Campos</w:t>
             </w:r>
@@ -2285,12 +2439,12 @@
         </w:tc>
         <w:tc>
           <w:tcPr>
-            <w:tcW w:type="dxa" w:w="2196"/>
+            <w:tcW w:w="2225" w:type="dxa"/>
           </w:tcPr>
           <w:p>
             <w:r>
               <w:rPr>
-                <w:sz w:val="20"/>
+                <w:sz w:val="19"/>
               </w:rPr>
               <w:t>Sponsor provisório / Gerência TI VAB</w:t>
             </w:r>
@@ -2298,12 +2452,12 @@
         </w:tc>
         <w:tc>
           <w:tcPr>
-            <w:tcW w:type="dxa" w:w="2196"/>
+            <w:tcW w:w="2225" w:type="dxa"/>
           </w:tcPr>
           <w:p>
             <w:r>
               <w:rPr>
-                <w:sz w:val="20"/>
+                <w:sz w:val="19"/>
               </w:rPr>
               <w:t>ALTA</w:t>
             </w:r>
@@ -2311,12 +2465,12 @@
         </w:tc>
         <w:tc>
           <w:tcPr>
-            <w:tcW w:type="dxa" w:w="2196"/>
+            <w:tcW w:w="2225" w:type="dxa"/>
           </w:tcPr>
           <w:p>
             <w:r>
               <w:rPr>
-                <w:sz w:val="20"/>
+                <w:sz w:val="19"/>
               </w:rPr>
               <w:t>FAVORÁVEL</w:t>
             </w:r>
@@ -2326,12 +2480,13 @@
       <w:tr>
         <w:tc>
           <w:tcPr>
-            <w:tcW w:type="dxa" w:w="2196"/>
+            <w:tcW w:w="2225" w:type="dxa"/>
+            <w:shd w:val="clear" w:color="auto" w:fill="F0F5FB"/>
           </w:tcPr>
           <w:p>
             <w:r>
               <w:rPr>
-                <w:sz w:val="20"/>
+                <w:sz w:val="19"/>
               </w:rPr>
               <w:t>Walace Bacelar da Silva</w:t>
             </w:r>
@@ -2339,12 +2494,13 @@
         </w:tc>
         <w:tc>
           <w:tcPr>
-            <w:tcW w:type="dxa" w:w="2196"/>
+            <w:tcW w:w="2225" w:type="dxa"/>
+            <w:shd w:val="clear" w:color="auto" w:fill="F0F5FB"/>
           </w:tcPr>
           <w:p>
             <w:r>
               <w:rPr>
-                <w:sz w:val="20"/>
+                <w:sz w:val="19"/>
               </w:rPr>
               <w:t>Autorizador Holding</w:t>
             </w:r>
@@ -2352,12 +2508,13 @@
         </w:tc>
         <w:tc>
           <w:tcPr>
-            <w:tcW w:type="dxa" w:w="2196"/>
+            <w:tcW w:w="2225" w:type="dxa"/>
+            <w:shd w:val="clear" w:color="auto" w:fill="F0F5FB"/>
           </w:tcPr>
           <w:p>
             <w:r>
               <w:rPr>
-                <w:sz w:val="20"/>
+                <w:sz w:val="19"/>
               </w:rPr>
               <w:t>ALTA</w:t>
             </w:r>
@@ -2365,12 +2522,13 @@
         </w:tc>
         <w:tc>
           <w:tcPr>
-            <w:tcW w:type="dxa" w:w="2196"/>
+            <w:tcW w:w="2225" w:type="dxa"/>
+            <w:shd w:val="clear" w:color="auto" w:fill="F0F5FB"/>
           </w:tcPr>
           <w:p>
             <w:r>
               <w:rPr>
-                <w:sz w:val="20"/>
+                <w:sz w:val="19"/>
               </w:rPr>
               <w:t>CONDICIONAL</w:t>
             </w:r>
@@ -2380,12 +2538,12 @@
       <w:tr>
         <w:tc>
           <w:tcPr>
-            <w:tcW w:type="dxa" w:w="2196"/>
+            <w:tcW w:w="2225" w:type="dxa"/>
           </w:tcPr>
           <w:p>
             <w:r>
               <w:rPr>
-                <w:sz w:val="20"/>
+                <w:sz w:val="19"/>
               </w:rPr>
               <w:t>Noemia Tambara Cardoso Malini</w:t>
             </w:r>
@@ -2393,12 +2551,12 @@
         </w:tc>
         <w:tc>
           <w:tcPr>
-            <w:tcW w:type="dxa" w:w="2196"/>
+            <w:tcW w:w="2225" w:type="dxa"/>
           </w:tcPr>
           <w:p>
             <w:r>
               <w:rPr>
-                <w:sz w:val="20"/>
+                <w:sz w:val="19"/>
               </w:rPr>
               <w:t>Coordenadora de processo</w:t>
             </w:r>
@@ -2406,12 +2564,12 @@
         </w:tc>
         <w:tc>
           <w:tcPr>
-            <w:tcW w:type="dxa" w:w="2196"/>
+            <w:tcW w:w="2225" w:type="dxa"/>
           </w:tcPr>
           <w:p>
             <w:r>
               <w:rPr>
-                <w:sz w:val="20"/>
+                <w:sz w:val="19"/>
               </w:rPr>
               <w:t>MÉDIA</w:t>
             </w:r>
@@ -2419,12 +2577,12 @@
         </w:tc>
         <w:tc>
           <w:tcPr>
-            <w:tcW w:type="dxa" w:w="2196"/>
+            <w:tcW w:w="2225" w:type="dxa"/>
           </w:tcPr>
           <w:p>
             <w:r>
               <w:rPr>
-                <w:sz w:val="20"/>
+                <w:sz w:val="19"/>
               </w:rPr>
               <w:t>FAVORÁVEL</w:t>
             </w:r>
@@ -2434,12 +2592,13 @@
       <w:tr>
         <w:tc>
           <w:tcPr>
-            <w:tcW w:type="dxa" w:w="2196"/>
+            <w:tcW w:w="2225" w:type="dxa"/>
+            <w:shd w:val="clear" w:color="auto" w:fill="F0F5FB"/>
           </w:tcPr>
           <w:p>
             <w:r>
               <w:rPr>
-                <w:sz w:val="20"/>
+                <w:sz w:val="19"/>
               </w:rPr>
               <w:t>Lucas Medeiros Pereira</w:t>
             </w:r>
@@ -2447,12 +2606,13 @@
         </w:tc>
         <w:tc>
           <w:tcPr>
-            <w:tcW w:type="dxa" w:w="2196"/>
+            <w:tcW w:w="2225" w:type="dxa"/>
+            <w:shd w:val="clear" w:color="auto" w:fill="F0F5FB"/>
           </w:tcPr>
           <w:p>
             <w:r>
               <w:rPr>
-                <w:sz w:val="20"/>
+                <w:sz w:val="19"/>
               </w:rPr>
               <w:t>Solicitante / Beneficiado</w:t>
             </w:r>
@@ -2460,12 +2620,13 @@
         </w:tc>
         <w:tc>
           <w:tcPr>
-            <w:tcW w:type="dxa" w:w="2196"/>
+            <w:tcW w:w="2225" w:type="dxa"/>
+            <w:shd w:val="clear" w:color="auto" w:fill="F0F5FB"/>
           </w:tcPr>
           <w:p>
             <w:r>
               <w:rPr>
-                <w:sz w:val="20"/>
+                <w:sz w:val="19"/>
               </w:rPr>
               <w:t>MÉDIA</w:t>
             </w:r>
@@ -2473,12 +2634,13 @@
         </w:tc>
         <w:tc>
           <w:tcPr>
-            <w:tcW w:type="dxa" w:w="2196"/>
+            <w:tcW w:w="2225" w:type="dxa"/>
+            <w:shd w:val="clear" w:color="auto" w:fill="F0F5FB"/>
           </w:tcPr>
           <w:p>
             <w:r>
               <w:rPr>
-                <w:sz w:val="20"/>
+                <w:sz w:val="19"/>
               </w:rPr>
               <w:t>FAVORÁVEL</w:t>
             </w:r>
@@ -2488,12 +2650,12 @@
       <w:tr>
         <w:tc>
           <w:tcPr>
-            <w:tcW w:type="dxa" w:w="2196"/>
+            <w:tcW w:w="2225" w:type="dxa"/>
           </w:tcPr>
           <w:p>
             <w:r>
               <w:rPr>
-                <w:sz w:val="20"/>
+                <w:sz w:val="19"/>
               </w:rPr>
               <w:t>Viviane Cristina Caliari</w:t>
             </w:r>
@@ -2501,12 +2663,12 @@
         </w:tc>
         <w:tc>
           <w:tcPr>
-            <w:tcW w:type="dxa" w:w="2196"/>
+            <w:tcW w:w="2225" w:type="dxa"/>
           </w:tcPr>
           <w:p>
             <w:r>
               <w:rPr>
-                <w:sz w:val="20"/>
+                <w:sz w:val="19"/>
               </w:rPr>
               <w:t>Referência DTI Holding</w:t>
             </w:r>
@@ -2514,12 +2676,12 @@
         </w:tc>
         <w:tc>
           <w:tcPr>
-            <w:tcW w:type="dxa" w:w="2196"/>
+            <w:tcW w:w="2225" w:type="dxa"/>
           </w:tcPr>
           <w:p>
             <w:r>
               <w:rPr>
-                <w:sz w:val="20"/>
+                <w:sz w:val="19"/>
               </w:rPr>
               <w:t>MÉDIA</w:t>
             </w:r>
@@ -2527,12 +2689,12 @@
         </w:tc>
         <w:tc>
           <w:tcPr>
-            <w:tcW w:type="dxa" w:w="2196"/>
+            <w:tcW w:w="2225" w:type="dxa"/>
           </w:tcPr>
           <w:p>
             <w:r>
               <w:rPr>
-                <w:sz w:val="20"/>
+                <w:sz w:val="19"/>
               </w:rPr>
               <w:t>NEUTRO</w:t>
             </w:r>
@@ -2542,12 +2704,13 @@
       <w:tr>
         <w:tc>
           <w:tcPr>
-            <w:tcW w:type="dxa" w:w="2196"/>
+            <w:tcW w:w="2225" w:type="dxa"/>
+            <w:shd w:val="clear" w:color="auto" w:fill="F0F5FB"/>
           </w:tcPr>
           <w:p>
             <w:r>
               <w:rPr>
-                <w:sz w:val="20"/>
+                <w:sz w:val="19"/>
               </w:rPr>
               <w:t>Equipe CP VAB Matriz</w:t>
             </w:r>
@@ -2555,12 +2718,13 @@
         </w:tc>
         <w:tc>
           <w:tcPr>
-            <w:tcW w:type="dxa" w:w="2196"/>
+            <w:tcW w:w="2225" w:type="dxa"/>
+            <w:shd w:val="clear" w:color="auto" w:fill="F0F5FB"/>
           </w:tcPr>
           <w:p>
             <w:r>
               <w:rPr>
-                <w:sz w:val="20"/>
+                <w:sz w:val="19"/>
               </w:rPr>
               <w:t>Usuários finais</w:t>
             </w:r>
@@ -2568,12 +2732,13 @@
         </w:tc>
         <w:tc>
           <w:tcPr>
-            <w:tcW w:type="dxa" w:w="2196"/>
+            <w:tcW w:w="2225" w:type="dxa"/>
+            <w:shd w:val="clear" w:color="auto" w:fill="F0F5FB"/>
           </w:tcPr>
           <w:p>
             <w:r>
               <w:rPr>
-                <w:sz w:val="20"/>
+                <w:sz w:val="19"/>
               </w:rPr>
               <w:t>MÉDIA</w:t>
             </w:r>
@@ -2581,12 +2746,13 @@
         </w:tc>
         <w:tc>
           <w:tcPr>
-            <w:tcW w:type="dxa" w:w="2196"/>
+            <w:tcW w:w="2225" w:type="dxa"/>
+            <w:shd w:val="clear" w:color="auto" w:fill="F0F5FB"/>
           </w:tcPr>
           <w:p>
             <w:r>
               <w:rPr>
-                <w:sz w:val="20"/>
+                <w:sz w:val="19"/>
               </w:rPr>
               <w:t>FAVORÁVEL</w:t>
             </w:r>
@@ -2596,12 +2762,12 @@
       <w:tr>
         <w:tc>
           <w:tcPr>
-            <w:tcW w:type="dxa" w:w="2196"/>
+            <w:tcW w:w="2225" w:type="dxa"/>
           </w:tcPr>
           <w:p>
             <w:r>
               <w:rPr>
-                <w:sz w:val="20"/>
+                <w:sz w:val="19"/>
               </w:rPr>
               <w:t>Recurso técnico DTI (a designar)</w:t>
             </w:r>
@@ -2609,12 +2775,12 @@
         </w:tc>
         <w:tc>
           <w:tcPr>
-            <w:tcW w:type="dxa" w:w="2196"/>
+            <w:tcW w:w="2225" w:type="dxa"/>
           </w:tcPr>
           <w:p>
             <w:r>
               <w:rPr>
-                <w:sz w:val="20"/>
+                <w:sz w:val="19"/>
               </w:rPr>
               <w:t>Executor técnico</w:t>
             </w:r>
@@ -2622,12 +2788,12 @@
         </w:tc>
         <w:tc>
           <w:tcPr>
-            <w:tcW w:type="dxa" w:w="2196"/>
+            <w:tcW w:w="2225" w:type="dxa"/>
           </w:tcPr>
           <w:p>
             <w:r>
               <w:rPr>
-                <w:sz w:val="20"/>
+                <w:sz w:val="19"/>
               </w:rPr>
               <w:t>ALTA</w:t>
             </w:r>
@@ -2635,12 +2801,12 @@
         </w:tc>
         <w:tc>
           <w:tcPr>
-            <w:tcW w:type="dxa" w:w="2196"/>
+            <w:tcW w:w="2225" w:type="dxa"/>
           </w:tcPr>
           <w:p>
             <w:r>
               <w:rPr>
-                <w:sz w:val="20"/>
+                <w:sz w:val="19"/>
               </w:rPr>
               <w:t>A definir</w:t>
             </w:r>
@@ -2650,9 +2816,11 @@
     </w:tbl>
     <w:p/>
     <w:p>
-      <w:r>
-        <w:t>────────────────────────────────────────────────────────────</w:t>
-      </w:r>
+      <w:pPr>
+        <w:pBdr>
+          <w:bottom w:val="single" w:sz="6" w:space="1" w:color="CCCCCC"/>
+        </w:pBdr>
+      </w:pPr>
     </w:p>
     <w:p/>
     <w:p>
@@ -2661,8 +2829,11 @@
       </w:pPr>
       <w:r>
         <w:rPr>
-          <w:color w:val="404040"/>
-          <w:sz w:val="24"/>
+          <w:rFonts w:ascii="Calibri" w:hAnsi="Calibri"/>
+          <w:b/>
+          <w:i w:val="0"/>
+          <w:color w:val="2A4A7F"/>
+          <w:sz w:val="22"/>
         </w:rPr>
         <w:t>Orçamento Resumido</w:t>
       </w:r>
@@ -2671,25 +2842,27 @@
     <w:tbl>
       <w:tblPr>
         <w:tblStyle w:val="TableGrid"/>
-        <w:tblW w:type="auto" w:w="0"/>
         <w:tblLook w:firstColumn="1" w:firstRow="1" w:lastColumn="0" w:lastRow="0" w:noHBand="0" w:noVBand="1" w:val="04A0"/>
+        <w:tblW w:w="8901" w:type="dxa"/>
+        <w:tblLayout w:type="fixed"/>
       </w:tblPr>
       <w:tblGrid>
-        <w:gridCol w:w="2928"/>
-        <w:gridCol w:w="2928"/>
-        <w:gridCol w:w="2928"/>
+        <w:gridCol w:w="2967"/>
+        <w:gridCol w:w="2967"/>
+        <w:gridCol w:w="2967"/>
       </w:tblGrid>
       <w:tr>
         <w:tc>
           <w:tcPr>
-            <w:tcW w:type="dxa" w:w="2928"/>
-            <w:shd w:val="clear" w:color="auto" w:fill="D6E4F0"/>
+            <w:tcW w:w="2967" w:type="dxa"/>
+            <w:shd w:val="clear" w:color="auto" w:fill="1A3A5C"/>
           </w:tcPr>
           <w:p>
             <w:r>
               <w:rPr>
                 <w:b/>
-                <w:sz w:val="20"/>
+                <w:color w:val="FFFFFF"/>
+                <w:sz w:val="19"/>
               </w:rPr>
               <w:t>Item</w:t>
             </w:r>
@@ -2697,14 +2870,15 @@
         </w:tc>
         <w:tc>
           <w:tcPr>
-            <w:tcW w:type="dxa" w:w="2928"/>
-            <w:shd w:val="clear" w:color="auto" w:fill="D6E4F0"/>
+            <w:tcW w:w="2967" w:type="dxa"/>
+            <w:shd w:val="clear" w:color="auto" w:fill="1A3A5C"/>
           </w:tcPr>
           <w:p>
             <w:r>
               <w:rPr>
                 <w:b/>
-                <w:sz w:val="20"/>
+                <w:color w:val="FFFFFF"/>
+                <w:sz w:val="19"/>
               </w:rPr>
               <w:t>Valor</w:t>
             </w:r>
@@ -2712,14 +2886,15 @@
         </w:tc>
         <w:tc>
           <w:tcPr>
-            <w:tcW w:type="dxa" w:w="2928"/>
-            <w:shd w:val="clear" w:color="auto" w:fill="D6E4F0"/>
+            <w:tcW w:w="2967" w:type="dxa"/>
+            <w:shd w:val="clear" w:color="auto" w:fill="1A3A5C"/>
           </w:tcPr>
           <w:p>
             <w:r>
               <w:rPr>
                 <w:b/>
-                <w:sz w:val="20"/>
+                <w:color w:val="FFFFFF"/>
+                <w:sz w:val="19"/>
               </w:rPr>
               <w:t>Observação</w:t>
             </w:r>
@@ -2729,12 +2904,12 @@
       <w:tr>
         <w:tc>
           <w:tcPr>
-            <w:tcW w:type="dxa" w:w="2928"/>
+            <w:tcW w:w="2967" w:type="dxa"/>
           </w:tcPr>
           <w:p>
             <w:r>
               <w:rPr>
-                <w:sz w:val="20"/>
+                <w:sz w:val="19"/>
               </w:rPr>
               <w:t>Horas DTI interna (estimativa)</w:t>
             </w:r>
@@ -2742,12 +2917,12 @@
         </w:tc>
         <w:tc>
           <w:tcPr>
-            <w:tcW w:type="dxa" w:w="2928"/>
+            <w:tcW w:w="2967" w:type="dxa"/>
           </w:tcPr>
           <w:p>
             <w:r>
               <w:rPr>
-                <w:sz w:val="20"/>
+                <w:sz w:val="19"/>
               </w:rPr>
               <w:t>80–160h × custo interno</w:t>
             </w:r>
@@ -2755,12 +2930,12 @@
         </w:tc>
         <w:tc>
           <w:tcPr>
-            <w:tcW w:type="dxa" w:w="2928"/>
+            <w:tcW w:w="2967" w:type="dxa"/>
           </w:tcPr>
           <w:p>
             <w:r>
               <w:rPr>
-                <w:sz w:val="20"/>
+                <w:sz w:val="19"/>
               </w:rPr>
               <w:t>Não contabilizado como investimento externo</w:t>
             </w:r>
@@ -2770,12 +2945,13 @@
       <w:tr>
         <w:tc>
           <w:tcPr>
-            <w:tcW w:type="dxa" w:w="2928"/>
+            <w:tcW w:w="2967" w:type="dxa"/>
+            <w:shd w:val="clear" w:color="auto" w:fill="F0F5FB"/>
           </w:tcPr>
           <w:p>
             <w:r>
               <w:rPr>
-                <w:sz w:val="20"/>
+                <w:sz w:val="19"/>
               </w:rPr>
               <w:t>Consultoria/serviços externos</w:t>
             </w:r>
@@ -2783,12 +2959,13 @@
         </w:tc>
         <w:tc>
           <w:tcPr>
-            <w:tcW w:type="dxa" w:w="2928"/>
+            <w:tcW w:w="2967" w:type="dxa"/>
+            <w:shd w:val="clear" w:color="auto" w:fill="F0F5FB"/>
           </w:tcPr>
           <w:p>
             <w:r>
               <w:rPr>
-                <w:sz w:val="20"/>
+                <w:sz w:val="19"/>
               </w:rPr>
               <w:t>R$0</w:t>
             </w:r>
@@ -2796,12 +2973,13 @@
         </w:tc>
         <w:tc>
           <w:tcPr>
-            <w:tcW w:type="dxa" w:w="2928"/>
+            <w:tcW w:w="2967" w:type="dxa"/>
+            <w:shd w:val="clear" w:color="auto" w:fill="F0F5FB"/>
           </w:tcPr>
           <w:p>
             <w:r>
               <w:rPr>
-                <w:sz w:val="20"/>
+                <w:sz w:val="19"/>
               </w:rPr>
               <w:t>Meta (condição Holding)</w:t>
             </w:r>
@@ -2811,12 +2989,12 @@
       <w:tr>
         <w:tc>
           <w:tcPr>
-            <w:tcW w:type="dxa" w:w="2928"/>
+            <w:tcW w:w="2967" w:type="dxa"/>
           </w:tcPr>
           <w:p>
             <w:r>
               <w:rPr>
-                <w:sz w:val="20"/>
+                <w:sz w:val="19"/>
               </w:rPr>
               <w:t>Licenças adicionais</w:t>
             </w:r>
@@ -2824,12 +3002,12 @@
         </w:tc>
         <w:tc>
           <w:tcPr>
-            <w:tcW w:type="dxa" w:w="2928"/>
+            <w:tcW w:w="2967" w:type="dxa"/>
           </w:tcPr>
           <w:p>
             <w:r>
               <w:rPr>
-                <w:sz w:val="20"/>
+                <w:sz w:val="19"/>
               </w:rPr>
               <w:t>R$0</w:t>
             </w:r>
@@ -2837,12 +3015,12 @@
         </w:tc>
         <w:tc>
           <w:tcPr>
-            <w:tcW w:type="dxa" w:w="2928"/>
+            <w:tcW w:w="2967" w:type="dxa"/>
           </w:tcPr>
           <w:p>
             <w:r>
               <w:rPr>
-                <w:sz w:val="20"/>
+                <w:sz w:val="19"/>
               </w:rPr>
               <w:t>Não previsto (replicação de config existente)</w:t>
             </w:r>
@@ -2852,12 +3030,13 @@
       <w:tr>
         <w:tc>
           <w:tcPr>
-            <w:tcW w:type="dxa" w:w="2928"/>
+            <w:tcW w:w="2967" w:type="dxa"/>
+            <w:shd w:val="clear" w:color="auto" w:fill="F0F5FB"/>
           </w:tcPr>
           <w:p>
             <w:r>
               <w:rPr>
-                <w:sz w:val="20"/>
+                <w:sz w:val="19"/>
               </w:rPr>
               <w:t>Reserva de contingência</w:t>
             </w:r>
@@ -2865,12 +3044,13 @@
         </w:tc>
         <w:tc>
           <w:tcPr>
-            <w:tcW w:type="dxa" w:w="2928"/>
+            <w:tcW w:w="2967" w:type="dxa"/>
+            <w:shd w:val="clear" w:color="auto" w:fill="F0F5FB"/>
           </w:tcPr>
           <w:p>
             <w:r>
               <w:rPr>
-                <w:sz w:val="20"/>
+                <w:sz w:val="19"/>
               </w:rPr>
               <w:t>R$2.000</w:t>
             </w:r>
@@ -2878,12 +3058,13 @@
         </w:tc>
         <w:tc>
           <w:tcPr>
-            <w:tcW w:type="dxa" w:w="2928"/>
+            <w:tcW w:w="2967" w:type="dxa"/>
+            <w:shd w:val="clear" w:color="auto" w:fill="F0F5FB"/>
           </w:tcPr>
           <w:p>
             <w:r>
               <w:rPr>
-                <w:sz w:val="20"/>
+                <w:sz w:val="19"/>
               </w:rPr>
               <w:t>Para eventualidades não previstas</w:t>
             </w:r>
@@ -2893,12 +3074,12 @@
       <w:tr>
         <w:tc>
           <w:tcPr>
-            <w:tcW w:type="dxa" w:w="2928"/>
+            <w:tcW w:w="2967" w:type="dxa"/>
           </w:tcPr>
           <w:p>
             <w:r>
               <w:rPr>
-                <w:sz w:val="20"/>
+                <w:sz w:val="19"/>
               </w:rPr>
               <w:t>TOTAL INVESTIMENTO EXTERNO</w:t>
             </w:r>
@@ -2906,12 +3087,12 @@
         </w:tc>
         <w:tc>
           <w:tcPr>
-            <w:tcW w:type="dxa" w:w="2928"/>
+            <w:tcW w:w="2967" w:type="dxa"/>
           </w:tcPr>
           <w:p>
             <w:r>
               <w:rPr>
-                <w:sz w:val="20"/>
+                <w:sz w:val="19"/>
               </w:rPr>
               <w:t>R$0 – R$2.000</w:t>
             </w:r>
@@ -2919,12 +3100,12 @@
         </w:tc>
         <w:tc>
           <w:tcPr>
-            <w:tcW w:type="dxa" w:w="2928"/>
+            <w:tcW w:w="2967" w:type="dxa"/>
           </w:tcPr>
           <w:p>
             <w:r>
               <w:rPr>
-                <w:sz w:val="20"/>
+                <w:sz w:val="19"/>
               </w:rPr>
               <w:t>A confirmar no gate de kick-off (CB-3)</w:t>
             </w:r>
@@ -2935,25 +3116,35 @@
     <w:p/>
     <w:p>
       <w:pPr>
-        <w:pStyle w:val="Quote"/>
+        <w:ind w:left="454"/>
       </w:pPr>
       <w:r>
+        <w:rPr>
+          <w:color w:val="333333"/>
+          <w:sz w:val="20"/>
+        </w:rPr>
         <w:t>Nota: se o levantamento técnico (CB-2) revelar necessidade de consultoria externa, o</w:t>
       </w:r>
     </w:p>
     <w:p>
       <w:pPr>
-        <w:pStyle w:val="Quote"/>
+        <w:ind w:left="454"/>
       </w:pPr>
       <w:r>
+        <w:rPr>
+          <w:color w:val="333333"/>
+          <w:sz w:val="20"/>
+        </w:rPr>
         <w:t>orçamento será revisado e uma nova autorização do Holding será necessária antes do kickoff.</w:t>
       </w:r>
     </w:p>
     <w:p/>
     <w:p>
-      <w:r>
-        <w:t>────────────────────────────────────────────────────────────</w:t>
-      </w:r>
+      <w:pPr>
+        <w:pBdr>
+          <w:bottom w:val="single" w:sz="6" w:space="1" w:color="CCCCCC"/>
+        </w:pBdr>
+      </w:pPr>
     </w:p>
     <w:p/>
     <w:p>
@@ -2962,8 +3153,11 @@
       </w:pPr>
       <w:r>
         <w:rPr>
-          <w:color w:val="404040"/>
-          <w:sz w:val="24"/>
+          <w:rFonts w:ascii="Calibri" w:hAnsi="Calibri"/>
+          <w:b/>
+          <w:i w:val="0"/>
+          <w:color w:val="2A4A7F"/>
+          <w:sz w:val="22"/>
         </w:rPr>
         <w:t>Cronograma Sumarizado</w:t>
       </w:r>
@@ -2972,25 +3166,27 @@
     <w:tbl>
       <w:tblPr>
         <w:tblStyle w:val="TableGrid"/>
-        <w:tblW w:type="auto" w:w="0"/>
         <w:tblLook w:firstColumn="1" w:firstRow="1" w:lastColumn="0" w:lastRow="0" w:noHBand="0" w:noVBand="1" w:val="04A0"/>
+        <w:tblW w:w="8901" w:type="dxa"/>
+        <w:tblLayout w:type="fixed"/>
       </w:tblPr>
       <w:tblGrid>
-        <w:gridCol w:w="2928"/>
-        <w:gridCol w:w="2928"/>
-        <w:gridCol w:w="2928"/>
+        <w:gridCol w:w="2967"/>
+        <w:gridCol w:w="2967"/>
+        <w:gridCol w:w="2967"/>
       </w:tblGrid>
       <w:tr>
         <w:tc>
           <w:tcPr>
-            <w:tcW w:type="dxa" w:w="2928"/>
-            <w:shd w:val="clear" w:color="auto" w:fill="D6E4F0"/>
+            <w:tcW w:w="2967" w:type="dxa"/>
+            <w:shd w:val="clear" w:color="auto" w:fill="1A3A5C"/>
           </w:tcPr>
           <w:p>
             <w:r>
               <w:rPr>
                 <w:b/>
-                <w:sz w:val="20"/>
+                <w:color w:val="FFFFFF"/>
+                <w:sz w:val="19"/>
               </w:rPr>
               <w:t>Marco</w:t>
             </w:r>
@@ -2998,14 +3194,15 @@
         </w:tc>
         <w:tc>
           <w:tcPr>
-            <w:tcW w:type="dxa" w:w="2928"/>
-            <w:shd w:val="clear" w:color="auto" w:fill="D6E4F0"/>
+            <w:tcW w:w="2967" w:type="dxa"/>
+            <w:shd w:val="clear" w:color="auto" w:fill="1A3A5C"/>
           </w:tcPr>
           <w:p>
             <w:r>
               <w:rPr>
                 <w:b/>
-                <w:sz w:val="20"/>
+                <w:color w:val="FFFFFF"/>
+                <w:sz w:val="19"/>
               </w:rPr>
               <w:t>Data Estimada</w:t>
             </w:r>
@@ -3013,14 +3210,15 @@
         </w:tc>
         <w:tc>
           <w:tcPr>
-            <w:tcW w:type="dxa" w:w="2928"/>
-            <w:shd w:val="clear" w:color="auto" w:fill="D6E4F0"/>
+            <w:tcW w:w="2967" w:type="dxa"/>
+            <w:shd w:val="clear" w:color="auto" w:fill="1A3A5C"/>
           </w:tcPr>
           <w:p>
             <w:r>
               <w:rPr>
                 <w:b/>
-                <w:sz w:val="20"/>
+                <w:color w:val="FFFFFF"/>
+                <w:sz w:val="19"/>
               </w:rPr>
               <w:t>Observação</w:t>
             </w:r>
@@ -3030,12 +3228,12 @@
       <w:tr>
         <w:tc>
           <w:tcPr>
-            <w:tcW w:type="dxa" w:w="2928"/>
+            <w:tcW w:w="2967" w:type="dxa"/>
           </w:tcPr>
           <w:p>
             <w:r>
               <w:rPr>
-                <w:sz w:val="20"/>
+                <w:sz w:val="19"/>
               </w:rPr>
               <w:t>Resolução CB-3 e CB-Sponsor</w:t>
             </w:r>
@@ -3043,12 +3241,12 @@
         </w:tc>
         <w:tc>
           <w:tcPr>
-            <w:tcW w:type="dxa" w:w="2928"/>
+            <w:tcW w:w="2967" w:type="dxa"/>
           </w:tcPr>
           <w:p>
             <w:r>
               <w:rPr>
-                <w:sz w:val="20"/>
+                <w:sz w:val="19"/>
               </w:rPr>
               <w:t>Até 30/05/2026</w:t>
             </w:r>
@@ -3056,12 +3254,12 @@
         </w:tc>
         <w:tc>
           <w:tcPr>
-            <w:tcW w:type="dxa" w:w="2928"/>
+            <w:tcW w:w="2967" w:type="dxa"/>
           </w:tcPr>
           <w:p>
             <w:r>
               <w:rPr>
-                <w:sz w:val="20"/>
+                <w:sz w:val="19"/>
               </w:rPr>
               <w:t>Pré-requisito para kick-off</w:t>
             </w:r>
@@ -3071,12 +3269,13 @@
       <w:tr>
         <w:tc>
           <w:tcPr>
-            <w:tcW w:type="dxa" w:w="2928"/>
+            <w:tcW w:w="2967" w:type="dxa"/>
+            <w:shd w:val="clear" w:color="auto" w:fill="F0F5FB"/>
           </w:tcPr>
           <w:p>
             <w:r>
               <w:rPr>
-                <w:sz w:val="20"/>
+                <w:sz w:val="19"/>
               </w:rPr>
               <w:t>Gate de Kick-off</w:t>
             </w:r>
@@ -3084,12 +3283,13 @@
         </w:tc>
         <w:tc>
           <w:tcPr>
-            <w:tcW w:type="dxa" w:w="2928"/>
+            <w:tcW w:w="2967" w:type="dxa"/>
+            <w:shd w:val="clear" w:color="auto" w:fill="F0F5FB"/>
           </w:tcPr>
           <w:p>
             <w:r>
               <w:rPr>
-                <w:sz w:val="20"/>
+                <w:sz w:val="19"/>
               </w:rPr>
               <w:t>Junho 2026</w:t>
             </w:r>
@@ -3097,12 +3297,13 @@
         </w:tc>
         <w:tc>
           <w:tcPr>
-            <w:tcW w:type="dxa" w:w="2928"/>
+            <w:tcW w:w="2967" w:type="dxa"/>
+            <w:shd w:val="clear" w:color="auto" w:fill="F0F5FB"/>
           </w:tcPr>
           <w:p>
             <w:r>
               <w:rPr>
-                <w:sz w:val="20"/>
+                <w:sz w:val="19"/>
               </w:rPr>
               <w:t>Após CBs resolvidas</w:t>
             </w:r>
@@ -3112,12 +3313,12 @@
       <w:tr>
         <w:tc>
           <w:tcPr>
-            <w:tcW w:type="dxa" w:w="2928"/>
+            <w:tcW w:w="2967" w:type="dxa"/>
           </w:tcPr>
           <w:p>
             <w:r>
               <w:rPr>
-                <w:sz w:val="20"/>
+                <w:sz w:val="19"/>
               </w:rPr>
               <w:t>Levantamento técnico (CB-2)</w:t>
             </w:r>
@@ -3125,12 +3326,12 @@
         </w:tc>
         <w:tc>
           <w:tcPr>
-            <w:tcW w:type="dxa" w:w="2928"/>
+            <w:tcW w:w="2967" w:type="dxa"/>
           </w:tcPr>
           <w:p>
             <w:r>
               <w:rPr>
-                <w:sz w:val="20"/>
+                <w:sz w:val="19"/>
               </w:rPr>
               <w:t>Junho 2026 — 2 semanas</w:t>
             </w:r>
@@ -3138,12 +3339,12 @@
         </w:tc>
         <w:tc>
           <w:tcPr>
-            <w:tcW w:type="dxa" w:w="2928"/>
+            <w:tcW w:w="2967" w:type="dxa"/>
           </w:tcPr>
           <w:p>
             <w:r>
               <w:rPr>
-                <w:sz w:val="20"/>
+                <w:sz w:val="19"/>
               </w:rPr>
               <w:t>Rafael Requisito + DTI</w:t>
             </w:r>
@@ -3153,12 +3354,13 @@
       <w:tr>
         <w:tc>
           <w:tcPr>
-            <w:tcW w:type="dxa" w:w="2928"/>
+            <w:tcW w:w="2967" w:type="dxa"/>
+            <w:shd w:val="clear" w:color="auto" w:fill="F0F5FB"/>
           </w:tcPr>
           <w:p>
             <w:r>
               <w:rPr>
-                <w:sz w:val="20"/>
+                <w:sz w:val="19"/>
               </w:rPr>
               <w:t>Configuração SAP + DDA Santander</w:t>
             </w:r>
@@ -3166,12 +3368,13 @@
         </w:tc>
         <w:tc>
           <w:tcPr>
-            <w:tcW w:type="dxa" w:w="2928"/>
+            <w:tcW w:w="2967" w:type="dxa"/>
+            <w:shd w:val="clear" w:color="auto" w:fill="F0F5FB"/>
           </w:tcPr>
           <w:p>
             <w:r>
               <w:rPr>
-                <w:sz w:val="20"/>
+                <w:sz w:val="19"/>
               </w:rPr>
               <w:t>Julho 2026 — 4 semanas</w:t>
             </w:r>
@@ -3179,12 +3382,13 @@
         </w:tc>
         <w:tc>
           <w:tcPr>
-            <w:tcW w:type="dxa" w:w="2928"/>
+            <w:tcW w:w="2967" w:type="dxa"/>
+            <w:shd w:val="clear" w:color="auto" w:fill="F0F5FB"/>
           </w:tcPr>
           <w:p>
             <w:r>
               <w:rPr>
-                <w:sz w:val="20"/>
+                <w:sz w:val="19"/>
               </w:rPr>
               <w:t>DTI + banco</w:t>
             </w:r>
@@ -3194,12 +3398,12 @@
       <w:tr>
         <w:tc>
           <w:tcPr>
-            <w:tcW w:type="dxa" w:w="2928"/>
+            <w:tcW w:w="2967" w:type="dxa"/>
           </w:tcPr>
           <w:p>
             <w:r>
               <w:rPr>
-                <w:sz w:val="20"/>
+                <w:sz w:val="19"/>
               </w:rPr>
               <w:t>Testes integrados</w:t>
             </w:r>
@@ -3207,12 +3411,12 @@
         </w:tc>
         <w:tc>
           <w:tcPr>
-            <w:tcW w:type="dxa" w:w="2928"/>
+            <w:tcW w:w="2967" w:type="dxa"/>
           </w:tcPr>
           <w:p>
             <w:r>
               <w:rPr>
-                <w:sz w:val="20"/>
+                <w:sz w:val="19"/>
               </w:rPr>
               <w:t>Agosto 2026 — 2 semanas</w:t>
             </w:r>
@@ -3220,12 +3424,12 @@
         </w:tc>
         <w:tc>
           <w:tcPr>
-            <w:tcW w:type="dxa" w:w="2928"/>
+            <w:tcW w:w="2967" w:type="dxa"/>
           </w:tcPr>
           <w:p>
             <w:r>
               <w:rPr>
-                <w:sz w:val="20"/>
+                <w:sz w:val="19"/>
               </w:rPr>
               <w:t>DTI + equipe CP</w:t>
             </w:r>
@@ -3235,12 +3439,13 @@
       <w:tr>
         <w:tc>
           <w:tcPr>
-            <w:tcW w:type="dxa" w:w="2928"/>
+            <w:tcW w:w="2967" w:type="dxa"/>
+            <w:shd w:val="clear" w:color="auto" w:fill="F0F5FB"/>
           </w:tcPr>
           <w:p>
             <w:r>
               <w:rPr>
-                <w:sz w:val="20"/>
+                <w:sz w:val="19"/>
               </w:rPr>
               <w:t>Go-live e treinamento</w:t>
             </w:r>
@@ -3248,12 +3453,13 @@
         </w:tc>
         <w:tc>
           <w:tcPr>
-            <w:tcW w:type="dxa" w:w="2928"/>
+            <w:tcW w:w="2967" w:type="dxa"/>
+            <w:shd w:val="clear" w:color="auto" w:fill="F0F5FB"/>
           </w:tcPr>
           <w:p>
             <w:r>
               <w:rPr>
-                <w:sz w:val="20"/>
+                <w:sz w:val="19"/>
               </w:rPr>
               <w:t>Setembro 2026 — 1 semana</w:t>
             </w:r>
@@ -3261,12 +3467,13 @@
         </w:tc>
         <w:tc>
           <w:tcPr>
-            <w:tcW w:type="dxa" w:w="2928"/>
+            <w:tcW w:w="2967" w:type="dxa"/>
+            <w:shd w:val="clear" w:color="auto" w:fill="F0F5FB"/>
           </w:tcPr>
           <w:p>
             <w:r>
               <w:rPr>
-                <w:sz w:val="20"/>
+                <w:sz w:val="19"/>
               </w:rPr>
               <w:t>—</w:t>
             </w:r>
@@ -3276,12 +3483,12 @@
       <w:tr>
         <w:tc>
           <w:tcPr>
-            <w:tcW w:type="dxa" w:w="2928"/>
+            <w:tcW w:w="2967" w:type="dxa"/>
           </w:tcPr>
           <w:p>
             <w:r>
               <w:rPr>
-                <w:sz w:val="20"/>
+                <w:sz w:val="19"/>
               </w:rPr>
               <w:t>Go-live meta</w:t>
             </w:r>
@@ -3289,12 +3496,12 @@
         </w:tc>
         <w:tc>
           <w:tcPr>
-            <w:tcW w:type="dxa" w:w="2928"/>
+            <w:tcW w:w="2967" w:type="dxa"/>
           </w:tcPr>
           <w:p>
             <w:r>
               <w:rPr>
-                <w:sz w:val="20"/>
+                <w:sz w:val="19"/>
               </w:rPr>
               <w:t>30/09/2026</w:t>
             </w:r>
@@ -3302,12 +3509,12 @@
         </w:tc>
         <w:tc>
           <w:tcPr>
-            <w:tcW w:type="dxa" w:w="2928"/>
+            <w:tcW w:w="2967" w:type="dxa"/>
           </w:tcPr>
           <w:p>
             <w:r>
               <w:rPr>
-                <w:sz w:val="20"/>
+                <w:sz w:val="19"/>
               </w:rPr>
               <w:t>—</w:t>
             </w:r>
@@ -3317,12 +3524,13 @@
       <w:tr>
         <w:tc>
           <w:tcPr>
-            <w:tcW w:type="dxa" w:w="2928"/>
+            <w:tcW w:w="2967" w:type="dxa"/>
+            <w:shd w:val="clear" w:color="auto" w:fill="F0F5FB"/>
           </w:tcPr>
           <w:p>
             <w:r>
               <w:rPr>
-                <w:sz w:val="20"/>
+                <w:sz w:val="19"/>
               </w:rPr>
               <w:t>Acompanhamento pós-go-live</w:t>
             </w:r>
@@ -3330,12 +3538,13 @@
         </w:tc>
         <w:tc>
           <w:tcPr>
-            <w:tcW w:type="dxa" w:w="2928"/>
+            <w:tcW w:w="2967" w:type="dxa"/>
+            <w:shd w:val="clear" w:color="auto" w:fill="F0F5FB"/>
           </w:tcPr>
           <w:p>
             <w:r>
               <w:rPr>
-                <w:sz w:val="20"/>
+                <w:sz w:val="19"/>
               </w:rPr>
               <w:t>Outubro 2026 — 30 dias</w:t>
             </w:r>
@@ -3343,12 +3552,13 @@
         </w:tc>
         <w:tc>
           <w:tcPr>
-            <w:tcW w:type="dxa" w:w="2928"/>
+            <w:tcW w:w="2967" w:type="dxa"/>
+            <w:shd w:val="clear" w:color="auto" w:fill="F0F5FB"/>
           </w:tcPr>
           <w:p>
             <w:r>
               <w:rPr>
-                <w:sz w:val="20"/>
+                <w:sz w:val="19"/>
               </w:rPr>
               <w:t>—</w:t>
             </w:r>
@@ -3358,9 +3568,11 @@
     </w:tbl>
     <w:p/>
     <w:p>
-      <w:r>
-        <w:t>────────────────────────────────────────────────────────────</w:t>
-      </w:r>
+      <w:pPr>
+        <w:pBdr>
+          <w:bottom w:val="single" w:sz="6" w:space="1" w:color="CCCCCC"/>
+        </w:pBdr>
+      </w:pPr>
     </w:p>
     <w:p/>
     <w:p>
@@ -3369,8 +3581,11 @@
       </w:pPr>
       <w:r>
         <w:rPr>
-          <w:color w:val="404040"/>
-          <w:sz w:val="24"/>
+          <w:rFonts w:ascii="Calibri" w:hAnsi="Calibri"/>
+          <w:b/>
+          <w:i w:val="0"/>
+          <w:color w:val="2A4A7F"/>
+          <w:sz w:val="22"/>
         </w:rPr>
         <w:t>Aprovação do TAP</w:t>
       </w:r>
@@ -3379,26 +3594,28 @@
     <w:tbl>
       <w:tblPr>
         <w:tblStyle w:val="TableGrid"/>
-        <w:tblW w:type="auto" w:w="0"/>
         <w:tblLook w:firstColumn="1" w:firstRow="1" w:lastColumn="0" w:lastRow="0" w:noHBand="0" w:noVBand="1" w:val="04A0"/>
+        <w:tblW w:w="8900" w:type="dxa"/>
+        <w:tblLayout w:type="fixed"/>
       </w:tblPr>
       <w:tblGrid>
-        <w:gridCol w:w="2196"/>
-        <w:gridCol w:w="2196"/>
-        <w:gridCol w:w="2196"/>
-        <w:gridCol w:w="2196"/>
+        <w:gridCol w:w="2225"/>
+        <w:gridCol w:w="2225"/>
+        <w:gridCol w:w="2225"/>
+        <w:gridCol w:w="2225"/>
       </w:tblGrid>
       <w:tr>
         <w:tc>
           <w:tcPr>
-            <w:tcW w:type="dxa" w:w="2196"/>
-            <w:shd w:val="clear" w:color="auto" w:fill="D6E4F0"/>
+            <w:tcW w:w="2225" w:type="dxa"/>
+            <w:shd w:val="clear" w:color="auto" w:fill="1A3A5C"/>
           </w:tcPr>
           <w:p>
             <w:r>
               <w:rPr>
                 <w:b/>
-                <w:sz w:val="20"/>
+                <w:color w:val="FFFFFF"/>
+                <w:sz w:val="19"/>
               </w:rPr>
               <w:t>Papel</w:t>
             </w:r>
@@ -3406,14 +3623,15 @@
         </w:tc>
         <w:tc>
           <w:tcPr>
-            <w:tcW w:type="dxa" w:w="2196"/>
-            <w:shd w:val="clear" w:color="auto" w:fill="D6E4F0"/>
+            <w:tcW w:w="2225" w:type="dxa"/>
+            <w:shd w:val="clear" w:color="auto" w:fill="1A3A5C"/>
           </w:tcPr>
           <w:p>
             <w:r>
               <w:rPr>
                 <w:b/>
-                <w:sz w:val="20"/>
+                <w:color w:val="FFFFFF"/>
+                <w:sz w:val="19"/>
               </w:rPr>
               <w:t>Nome</w:t>
             </w:r>
@@ -3421,14 +3639,15 @@
         </w:tc>
         <w:tc>
           <w:tcPr>
-            <w:tcW w:type="dxa" w:w="2196"/>
-            <w:shd w:val="clear" w:color="auto" w:fill="D6E4F0"/>
+            <w:tcW w:w="2225" w:type="dxa"/>
+            <w:shd w:val="clear" w:color="auto" w:fill="1A3A5C"/>
           </w:tcPr>
           <w:p>
             <w:r>
               <w:rPr>
                 <w:b/>
-                <w:sz w:val="20"/>
+                <w:color w:val="FFFFFF"/>
+                <w:sz w:val="19"/>
               </w:rPr>
               <w:t>Assinatura</w:t>
             </w:r>
@@ -3436,14 +3655,15 @@
         </w:tc>
         <w:tc>
           <w:tcPr>
-            <w:tcW w:type="dxa" w:w="2196"/>
-            <w:shd w:val="clear" w:color="auto" w:fill="D6E4F0"/>
+            <w:tcW w:w="2225" w:type="dxa"/>
+            <w:shd w:val="clear" w:color="auto" w:fill="1A3A5C"/>
           </w:tcPr>
           <w:p>
             <w:r>
               <w:rPr>
                 <w:b/>
-                <w:sz w:val="20"/>
+                <w:color w:val="FFFFFF"/>
+                <w:sz w:val="19"/>
               </w:rPr>
               <w:t>Data</w:t>
             </w:r>
@@ -3453,12 +3673,12 @@
       <w:tr>
         <w:tc>
           <w:tcPr>
-            <w:tcW w:type="dxa" w:w="2196"/>
+            <w:tcW w:w="2225" w:type="dxa"/>
           </w:tcPr>
           <w:p>
             <w:r>
               <w:rPr>
-                <w:sz w:val="20"/>
+                <w:sz w:val="19"/>
               </w:rPr>
               <w:t>Sponsor (provisório)</w:t>
             </w:r>
@@ -3466,12 +3686,12 @@
         </w:tc>
         <w:tc>
           <w:tcPr>
-            <w:tcW w:type="dxa" w:w="2196"/>
+            <w:tcW w:w="2225" w:type="dxa"/>
           </w:tcPr>
           <w:p>
             <w:r>
               <w:rPr>
-                <w:sz w:val="20"/>
+                <w:sz w:val="19"/>
               </w:rPr>
               <w:t>Gladston Campos</w:t>
             </w:r>
@@ -3479,12 +3699,12 @@
         </w:tc>
         <w:tc>
           <w:tcPr>
-            <w:tcW w:type="dxa" w:w="2196"/>
+            <w:tcW w:w="2225" w:type="dxa"/>
           </w:tcPr>
           <w:p>
             <w:r>
               <w:rPr>
-                <w:sz w:val="20"/>
+                <w:sz w:val="19"/>
               </w:rPr>
               <w:t>__________________</w:t>
             </w:r>
@@ -3492,12 +3712,12 @@
         </w:tc>
         <w:tc>
           <w:tcPr>
-            <w:tcW w:type="dxa" w:w="2196"/>
+            <w:tcW w:w="2225" w:type="dxa"/>
           </w:tcPr>
           <w:p>
             <w:r>
               <w:rPr>
-                <w:sz w:val="20"/>
+                <w:sz w:val="19"/>
               </w:rPr>
               <w:t>________</w:t>
             </w:r>
@@ -3507,12 +3727,13 @@
       <w:tr>
         <w:tc>
           <w:tcPr>
-            <w:tcW w:type="dxa" w:w="2196"/>
+            <w:tcW w:w="2225" w:type="dxa"/>
+            <w:shd w:val="clear" w:color="auto" w:fill="F0F5FB"/>
           </w:tcPr>
           <w:p>
             <w:r>
               <w:rPr>
-                <w:sz w:val="20"/>
+                <w:sz w:val="19"/>
               </w:rPr>
               <w:t>Coordenadora processo</w:t>
             </w:r>
@@ -3520,12 +3741,13 @@
         </w:tc>
         <w:tc>
           <w:tcPr>
-            <w:tcW w:type="dxa" w:w="2196"/>
+            <w:tcW w:w="2225" w:type="dxa"/>
+            <w:shd w:val="clear" w:color="auto" w:fill="F0F5FB"/>
           </w:tcPr>
           <w:p>
             <w:r>
               <w:rPr>
-                <w:sz w:val="20"/>
+                <w:sz w:val="19"/>
               </w:rPr>
               <w:t>Noemia Tambara</w:t>
             </w:r>
@@ -3533,12 +3755,13 @@
         </w:tc>
         <w:tc>
           <w:tcPr>
-            <w:tcW w:type="dxa" w:w="2196"/>
+            <w:tcW w:w="2225" w:type="dxa"/>
+            <w:shd w:val="clear" w:color="auto" w:fill="F0F5FB"/>
           </w:tcPr>
           <w:p>
             <w:r>
               <w:rPr>
-                <w:sz w:val="20"/>
+                <w:sz w:val="19"/>
               </w:rPr>
               <w:t>__________________</w:t>
             </w:r>
@@ -3546,12 +3769,13 @@
         </w:tc>
         <w:tc>
           <w:tcPr>
-            <w:tcW w:type="dxa" w:w="2196"/>
+            <w:tcW w:w="2225" w:type="dxa"/>
+            <w:shd w:val="clear" w:color="auto" w:fill="F0F5FB"/>
           </w:tcPr>
           <w:p>
             <w:r>
               <w:rPr>
-                <w:sz w:val="20"/>
+                <w:sz w:val="19"/>
               </w:rPr>
               <w:t>________</w:t>
             </w:r>
@@ -3561,12 +3785,12 @@
       <w:tr>
         <w:tc>
           <w:tcPr>
-            <w:tcW w:type="dxa" w:w="2196"/>
+            <w:tcW w:w="2225" w:type="dxa"/>
           </w:tcPr>
           <w:p>
             <w:r>
               <w:rPr>
-                <w:sz w:val="20"/>
+                <w:sz w:val="19"/>
               </w:rPr>
               <w:t>VMO</w:t>
             </w:r>
@@ -3574,12 +3798,12 @@
         </w:tc>
         <w:tc>
           <w:tcPr>
-            <w:tcW w:type="dxa" w:w="2196"/>
+            <w:tcW w:w="2225" w:type="dxa"/>
           </w:tcPr>
           <w:p>
             <w:r>
               <w:rPr>
-                <w:sz w:val="20"/>
+                <w:sz w:val="19"/>
               </w:rPr>
               <w:t>—</w:t>
             </w:r>
@@ -3587,12 +3811,12 @@
         </w:tc>
         <w:tc>
           <w:tcPr>
-            <w:tcW w:type="dxa" w:w="2196"/>
+            <w:tcW w:w="2225" w:type="dxa"/>
           </w:tcPr>
           <w:p>
             <w:r>
               <w:rPr>
-                <w:sz w:val="20"/>
+                <w:sz w:val="19"/>
               </w:rPr>
               <w:t>__________________</w:t>
             </w:r>
@@ -3600,12 +3824,12 @@
         </w:tc>
         <w:tc>
           <w:tcPr>
-            <w:tcW w:type="dxa" w:w="2196"/>
+            <w:tcW w:w="2225" w:type="dxa"/>
           </w:tcPr>
           <w:p>
             <w:r>
               <w:rPr>
-                <w:sz w:val="20"/>
+                <w:sz w:val="19"/>
               </w:rPr>
               <w:t>________</w:t>
             </w:r>
@@ -3615,9 +3839,11 @@
     </w:tbl>
     <w:p/>
     <w:p>
-      <w:r>
-        <w:t>────────────────────────────────────────────────────────────</w:t>
-      </w:r>
+      <w:pPr>
+        <w:pBdr>
+          <w:bottom w:val="single" w:sz="6" w:space="1" w:color="CCCCCC"/>
+        </w:pBdr>
+      </w:pPr>
     </w:p>
     <w:p/>
     <w:p>
@@ -3626,40 +3852,47 @@
       </w:pPr>
       <w:r>
         <w:rPr>
-          <w:color w:val="2E74B5"/>
-          <w:sz w:val="28"/>
+          <w:rFonts w:ascii="Calibri" w:hAnsi="Calibri"/>
+          <w:b/>
+          <w:i w:val="0"/>
+          <w:color w:val="1E5296"/>
+          <w:sz w:val="25"/>
         </w:rPr>
         <w:t>PM CANVAS</w:t>
       </w:r>
     </w:p>
     <w:p/>
     <w:p>
-      <w:r>
-        <w:t>────────────────────────────────────────────────────────────</w:t>
-      </w:r>
+      <w:pPr>
+        <w:pBdr>
+          <w:bottom w:val="single" w:sz="6" w:space="1" w:color="CCCCCC"/>
+        </w:pBdr>
+      </w:pPr>
     </w:p>
     <w:p/>
     <w:tbl>
       <w:tblPr>
         <w:tblStyle w:val="TableGrid"/>
-        <w:tblW w:type="auto" w:w="0"/>
         <w:tblLook w:firstColumn="1" w:firstRow="1" w:lastColumn="0" w:lastRow="0" w:noHBand="0" w:noVBand="1" w:val="04A0"/>
+        <w:tblW w:w="8900" w:type="dxa"/>
+        <w:tblLayout w:type="fixed"/>
       </w:tblPr>
       <w:tblGrid>
-        <w:gridCol w:w="4392"/>
-        <w:gridCol w:w="4392"/>
+        <w:gridCol w:w="4450"/>
+        <w:gridCol w:w="4450"/>
       </w:tblGrid>
       <w:tr>
         <w:tc>
           <w:tcPr>
-            <w:tcW w:type="dxa" w:w="4392"/>
-            <w:shd w:val="clear" w:color="auto" w:fill="D6E4F0"/>
+            <w:tcW w:w="4450" w:type="dxa"/>
+            <w:shd w:val="clear" w:color="auto" w:fill="1A3A5C"/>
           </w:tcPr>
           <w:p>
             <w:r>
               <w:rPr>
                 <w:b/>
-                <w:sz w:val="20"/>
+                <w:color w:val="FFFFFF"/>
+                <w:sz w:val="19"/>
               </w:rPr>
               <w:t>Bloco</w:t>
             </w:r>
@@ -3667,14 +3900,15 @@
         </w:tc>
         <w:tc>
           <w:tcPr>
-            <w:tcW w:type="dxa" w:w="4392"/>
-            <w:shd w:val="clear" w:color="auto" w:fill="D6E4F0"/>
+            <w:tcW w:w="4450" w:type="dxa"/>
+            <w:shd w:val="clear" w:color="auto" w:fill="1A3A5C"/>
           </w:tcPr>
           <w:p>
             <w:r>
               <w:rPr>
                 <w:b/>
-                <w:sz w:val="20"/>
+                <w:color w:val="FFFFFF"/>
+                <w:sz w:val="19"/>
               </w:rPr>
               <w:t>Conteúdo</w:t>
             </w:r>
@@ -3684,12 +3918,12 @@
       <w:tr>
         <w:tc>
           <w:tcPr>
-            <w:tcW w:type="dxa" w:w="4392"/>
+            <w:tcW w:w="4450" w:type="dxa"/>
           </w:tcPr>
           <w:p>
             <w:r>
               <w:rPr>
-                <w:sz w:val="20"/>
+                <w:sz w:val="19"/>
               </w:rPr>
               <w:t>1. JUSTIFICATIVA</w:t>
             </w:r>
@@ -3697,12 +3931,12 @@
         </w:tc>
         <w:tc>
           <w:tcPr>
-            <w:tcW w:type="dxa" w:w="4392"/>
+            <w:tcW w:w="4450" w:type="dxa"/>
           </w:tcPr>
           <w:p>
             <w:r>
               <w:rPr>
-                <w:sz w:val="20"/>
+                <w:sz w:val="19"/>
               </w:rPr>
               <w:t>O processo manual de boletos no CP da VAB Matriz gera desgaste operacional, erros e dependência de terceiros. A solução DDA elimina o problema com precedente interno (Div. Logística) comprovado.</w:t>
             </w:r>
@@ -3712,12 +3946,13 @@
       <w:tr>
         <w:tc>
           <w:tcPr>
-            <w:tcW w:type="dxa" w:w="4392"/>
+            <w:tcW w:w="4450" w:type="dxa"/>
+            <w:shd w:val="clear" w:color="auto" w:fill="F0F5FB"/>
           </w:tcPr>
           <w:p>
             <w:r>
               <w:rPr>
-                <w:sz w:val="20"/>
+                <w:sz w:val="19"/>
               </w:rPr>
               <w:t>2. OBJETIVO SMART</w:t>
             </w:r>
@@ -3725,12 +3960,13 @@
         </w:tc>
         <w:tc>
           <w:tcPr>
-            <w:tcW w:type="dxa" w:w="4392"/>
+            <w:tcW w:w="4450" w:type="dxa"/>
+            <w:shd w:val="clear" w:color="auto" w:fill="F0F5FB"/>
           </w:tcPr>
           <w:p>
             <w:r>
               <w:rPr>
-                <w:sz w:val="20"/>
+                <w:sz w:val="19"/>
               </w:rPr>
               <w:t>Implantar DDA no SAP FI da VAB Matriz, eliminando 100% da digitação manual e da dependência de terceiros para boletos, com go-live até 30/09/2026.</w:t>
             </w:r>
@@ -3740,12 +3976,12 @@
       <w:tr>
         <w:tc>
           <w:tcPr>
-            <w:tcW w:type="dxa" w:w="4392"/>
+            <w:tcW w:w="4450" w:type="dxa"/>
           </w:tcPr>
           <w:p>
             <w:r>
               <w:rPr>
-                <w:sz w:val="20"/>
+                <w:sz w:val="19"/>
               </w:rPr>
               <w:t>3. BENEFÍCIOS</w:t>
             </w:r>
@@ -3753,12 +3989,12 @@
         </w:tc>
         <w:tc>
           <w:tcPr>
-            <w:tcW w:type="dxa" w:w="4392"/>
+            <w:tcW w:w="4450" w:type="dxa"/>
           </w:tcPr>
           <w:p>
             <w:r>
               <w:rPr>
-                <w:sz w:val="20"/>
+                <w:sz w:val="19"/>
               </w:rPr>
               <w:t>(1) Zero digitação manual de código de barras; (2) Zero dependência de terceiros para boletos; (3) Redução de erros e atrasos de pagamento; (4) Alívio do desgaste da equipe CP; (5) Processo alinhado ao padrão GAB (Div. Logística + VIX)</w:t>
             </w:r>
@@ -3768,12 +4004,13 @@
       <w:tr>
         <w:tc>
           <w:tcPr>
-            <w:tcW w:type="dxa" w:w="4392"/>
+            <w:tcW w:w="4450" w:type="dxa"/>
+            <w:shd w:val="clear" w:color="auto" w:fill="F0F5FB"/>
           </w:tcPr>
           <w:p>
             <w:r>
               <w:rPr>
-                <w:sz w:val="20"/>
+                <w:sz w:val="19"/>
               </w:rPr>
               <w:t>4. PRODUTO / ENTREGÁVEIS</w:t>
             </w:r>
@@ -3781,12 +4018,13 @@
         </w:tc>
         <w:tc>
           <w:tcPr>
-            <w:tcW w:type="dxa" w:w="4392"/>
+            <w:tcW w:w="4450" w:type="dxa"/>
+            <w:shd w:val="clear" w:color="auto" w:fill="F0F5FB"/>
           </w:tcPr>
           <w:p>
             <w:r>
               <w:rPr>
-                <w:sz w:val="20"/>
+                <w:sz w:val="19"/>
               </w:rPr>
               <w:t>(1) DDA configurado no SAP FI VAB Matriz em produção; (2) Integração SAP x Santander CNAB 240 operacional; (3) Equipe CP treinada; (4) Documentação técnica da implementação; (5) Pesquisa de satisfação pós-go-live</w:t>
             </w:r>
@@ -3796,12 +4034,12 @@
       <w:tr>
         <w:tc>
           <w:tcPr>
-            <w:tcW w:type="dxa" w:w="4392"/>
+            <w:tcW w:w="4450" w:type="dxa"/>
           </w:tcPr>
           <w:p>
             <w:r>
               <w:rPr>
-                <w:sz w:val="20"/>
+                <w:sz w:val="19"/>
               </w:rPr>
               <w:t>5. REQUISITOS</w:t>
             </w:r>
@@ -3809,12 +4047,12 @@
         </w:tc>
         <w:tc>
           <w:tcPr>
-            <w:tcW w:type="dxa" w:w="4392"/>
+            <w:tcW w:w="4450" w:type="dxa"/>
           </w:tcPr>
           <w:p>
             <w:r>
               <w:rPr>
-                <w:sz w:val="20"/>
+                <w:sz w:val="19"/>
               </w:rPr>
               <w:t>RF: recepção automática de boletos DDA; importação SAP sem digitação manual; visualização e processamento no SAP FI. RNF: disponibilidade ≥ 99,5%; processamento de arquivo CNAB em ≤ 30 min; compatibilidade com versão SAP em uso.</w:t>
             </w:r>
@@ -3824,12 +4062,13 @@
       <w:tr>
         <w:tc>
           <w:tcPr>
-            <w:tcW w:type="dxa" w:w="4392"/>
+            <w:tcW w:w="4450" w:type="dxa"/>
+            <w:shd w:val="clear" w:color="auto" w:fill="F0F5FB"/>
           </w:tcPr>
           <w:p>
             <w:r>
               <w:rPr>
-                <w:sz w:val="20"/>
+                <w:sz w:val="19"/>
               </w:rPr>
               <w:t>6. STAKEHOLDERS</w:t>
             </w:r>
@@ -3837,12 +4076,13 @@
         </w:tc>
         <w:tc>
           <w:tcPr>
-            <w:tcW w:type="dxa" w:w="4392"/>
+            <w:tcW w:w="4450" w:type="dxa"/>
+            <w:shd w:val="clear" w:color="auto" w:fill="F0F5FB"/>
           </w:tcPr>
           <w:p>
             <w:r>
               <w:rPr>
-                <w:sz w:val="20"/>
+                <w:sz w:val="19"/>
               </w:rPr>
               <w:t>Sponsor: Gladston Campos (VAB TI). Solicitante: Lucas Medeiros (VAB CP). Coordenadora: Noemia Tambara (VAB). Autorizador: Walace Bacelar (Holding). Executores: DTI FI (a designar). Banco: Santander. Usuários: equipe CP VAB.</w:t>
             </w:r>
@@ -3852,12 +4092,12 @@
       <w:tr>
         <w:tc>
           <w:tcPr>
-            <w:tcW w:type="dxa" w:w="4392"/>
+            <w:tcW w:w="4450" w:type="dxa"/>
           </w:tcPr>
           <w:p>
             <w:r>
               <w:rPr>
-                <w:sz w:val="20"/>
+                <w:sz w:val="19"/>
               </w:rPr>
               <w:t>7. EQUIPE</w:t>
             </w:r>
@@ -3865,12 +4105,12 @@
         </w:tc>
         <w:tc>
           <w:tcPr>
-            <w:tcW w:type="dxa" w:w="4392"/>
+            <w:tcW w:w="4450" w:type="dxa"/>
           </w:tcPr>
           <w:p>
             <w:r>
               <w:rPr>
-                <w:sz w:val="20"/>
+                <w:sz w:val="19"/>
               </w:rPr>
               <w:t>GP: a designar pelo DTI. Recurso técnico FI SAP: a designar pelo DTI. Ponto focal negócio: Noemia. Suporte banco: Santander (agência VAB).</w:t>
             </w:r>
@@ -3880,12 +4120,13 @@
       <w:tr>
         <w:tc>
           <w:tcPr>
-            <w:tcW w:type="dxa" w:w="4392"/>
+            <w:tcW w:w="4450" w:type="dxa"/>
+            <w:shd w:val="clear" w:color="auto" w:fill="F0F5FB"/>
           </w:tcPr>
           <w:p>
             <w:r>
               <w:rPr>
-                <w:sz w:val="20"/>
+                <w:sz w:val="19"/>
               </w:rPr>
               <w:t>8. PREMISSAS E RESTRIÇÕES</w:t>
             </w:r>
@@ -3893,12 +4134,13 @@
         </w:tc>
         <w:tc>
           <w:tcPr>
-            <w:tcW w:type="dxa" w:w="4392"/>
+            <w:tcW w:w="4450" w:type="dxa"/>
+            <w:shd w:val="clear" w:color="auto" w:fill="F0F5FB"/>
           </w:tcPr>
           <w:p>
             <w:r>
               <w:rPr>
-                <w:sz w:val="20"/>
+                <w:sz w:val="19"/>
               </w:rPr>
               <w:t>Premissas: ambiente SAP equivalente à Div. Logística; ajustes são parametrização (não ABAP); Santander habilita DDA em tempo hábil; investimento zero externo. Restrições: kickoff somente após CB-3 e CB-Sponsor; sem custo externo sem re-autorização Holding.</w:t>
             </w:r>
@@ -3908,12 +4150,12 @@
       <w:tr>
         <w:tc>
           <w:tcPr>
-            <w:tcW w:type="dxa" w:w="4392"/>
+            <w:tcW w:w="4450" w:type="dxa"/>
           </w:tcPr>
           <w:p>
             <w:r>
               <w:rPr>
-                <w:sz w:val="20"/>
+                <w:sz w:val="19"/>
               </w:rPr>
               <w:t>9. RISCOS</w:t>
             </w:r>
@@ -3921,12 +4163,12 @@
         </w:tc>
         <w:tc>
           <w:tcPr>
-            <w:tcW w:type="dxa" w:w="4392"/>
+            <w:tcW w:w="4450" w:type="dxa"/>
           </w:tcPr>
           <w:p>
             <w:r>
               <w:rPr>
-                <w:sz w:val="20"/>
+                <w:sz w:val="19"/>
               </w:rPr>
               <w:t>(CRÍTICO) Autorização Holding inválida se houver custo. (ALTO) Ajustes mais complexos que replicação → reclassificação PROJETO. (MÉDIO) Habilitação Santander demorada. (MÉDIO) Diferença de ambiente VAB vs. Logística.</w:t>
             </w:r>
@@ -3936,9 +4178,11 @@
     </w:tbl>
     <w:p/>
     <w:p>
-      <w:r>
-        <w:t>────────────────────────────────────────────────────────────</w:t>
-      </w:r>
+      <w:pPr>
+        <w:pBdr>
+          <w:bottom w:val="single" w:sz="6" w:space="1" w:color="CCCCCC"/>
+        </w:pBdr>
+      </w:pPr>
     </w:p>
     <w:p/>
     <w:p>
@@ -3947,17 +4191,22 @@
       </w:pPr>
       <w:r>
         <w:rPr>
-          <w:color w:val="2E74B5"/>
-          <w:sz w:val="28"/>
+          <w:rFonts w:ascii="Calibri" w:hAnsi="Calibri"/>
+          <w:b/>
+          <w:i w:val="0"/>
+          <w:color w:val="1E5296"/>
+          <w:sz w:val="25"/>
         </w:rPr>
         <w:t>PLANO GERAL DO PROJETO</w:t>
       </w:r>
     </w:p>
     <w:p/>
     <w:p>
-      <w:r>
-        <w:t>────────────────────────────────────────────────────────────</w:t>
-      </w:r>
+      <w:pPr>
+        <w:pBdr>
+          <w:bottom w:val="single" w:sz="6" w:space="1" w:color="CCCCCC"/>
+        </w:pBdr>
+      </w:pPr>
     </w:p>
     <w:p/>
     <w:p>
@@ -3966,8 +4215,11 @@
       </w:pPr>
       <w:r>
         <w:rPr>
-          <w:color w:val="404040"/>
-          <w:sz w:val="24"/>
+          <w:rFonts w:ascii="Calibri" w:hAnsi="Calibri"/>
+          <w:b/>
+          <w:i w:val="0"/>
+          <w:color w:val="2A4A7F"/>
+          <w:sz w:val="22"/>
         </w:rPr>
         <w:t>1. Plano de Gerenciamento de Escopo</w:t>
       </w:r>
@@ -4005,8 +4257,11 @@
       </w:pPr>
       <w:r>
         <w:rPr>
-          <w:color w:val="404040"/>
-          <w:sz w:val="24"/>
+          <w:rFonts w:ascii="Calibri" w:hAnsi="Calibri"/>
+          <w:b/>
+          <w:i w:val="0"/>
+          <w:color w:val="2A4A7F"/>
+          <w:sz w:val="22"/>
         </w:rPr>
         <w:t>2. Plano de Gerenciamento de Cronograma</w:t>
       </w:r>
@@ -4024,7 +4279,7 @@
       <w:r>
         <w:rPr>
           <w:rFonts w:ascii="Courier New" w:hAnsi="Courier New"/>
-          <w:sz w:val="20"/>
+          <w:sz w:val="18"/>
         </w:rPr>
         <w:t>cronograma.md</w:t>
       </w:r>
@@ -4054,8 +4309,11 @@
       </w:pPr>
       <w:r>
         <w:rPr>
-          <w:color w:val="404040"/>
-          <w:sz w:val="24"/>
+          <w:rFonts w:ascii="Calibri" w:hAnsi="Calibri"/>
+          <w:b/>
+          <w:i w:val="0"/>
+          <w:color w:val="2A4A7F"/>
+          <w:sz w:val="22"/>
         </w:rPr>
         <w:t>3. Plano de Gerenciamento de Custos</w:t>
       </w:r>
@@ -4088,8 +4346,11 @@
       </w:pPr>
       <w:r>
         <w:rPr>
-          <w:color w:val="404040"/>
-          <w:sz w:val="24"/>
+          <w:rFonts w:ascii="Calibri" w:hAnsi="Calibri"/>
+          <w:b/>
+          <w:i w:val="0"/>
+          <w:color w:val="2A4A7F"/>
+          <w:sz w:val="22"/>
         </w:rPr>
         <w:t>4. Plano de Gerenciamento da Qualidade</w:t>
       </w:r>
@@ -4122,8 +4383,11 @@
       </w:pPr>
       <w:r>
         <w:rPr>
-          <w:color w:val="404040"/>
-          <w:sz w:val="24"/>
+          <w:rFonts w:ascii="Calibri" w:hAnsi="Calibri"/>
+          <w:b/>
+          <w:i w:val="0"/>
+          <w:color w:val="2A4A7F"/>
+          <w:sz w:val="22"/>
         </w:rPr>
         <w:t>5. Plano de Gerenciamento de Recursos</w:t>
       </w:r>
@@ -4156,8 +4420,11 @@
       </w:pPr>
       <w:r>
         <w:rPr>
-          <w:color w:val="404040"/>
-          <w:sz w:val="24"/>
+          <w:rFonts w:ascii="Calibri" w:hAnsi="Calibri"/>
+          <w:b/>
+          <w:i w:val="0"/>
+          <w:color w:val="2A4A7F"/>
+          <w:sz w:val="22"/>
         </w:rPr>
         <w:t>6. Plano de Gerenciamento das Comunicações</w:t>
       </w:r>
@@ -4166,26 +4433,28 @@
     <w:tbl>
       <w:tblPr>
         <w:tblStyle w:val="TableGrid"/>
-        <w:tblW w:type="auto" w:w="0"/>
         <w:tblLook w:firstColumn="1" w:firstRow="1" w:lastColumn="0" w:lastRow="0" w:noHBand="0" w:noVBand="1" w:val="04A0"/>
+        <w:tblW w:w="8900" w:type="dxa"/>
+        <w:tblLayout w:type="fixed"/>
       </w:tblPr>
       <w:tblGrid>
-        <w:gridCol w:w="2196"/>
-        <w:gridCol w:w="2196"/>
-        <w:gridCol w:w="2196"/>
-        <w:gridCol w:w="2196"/>
+        <w:gridCol w:w="2225"/>
+        <w:gridCol w:w="2225"/>
+        <w:gridCol w:w="2225"/>
+        <w:gridCol w:w="2225"/>
       </w:tblGrid>
       <w:tr>
         <w:tc>
           <w:tcPr>
-            <w:tcW w:type="dxa" w:w="2196"/>
-            <w:shd w:val="clear" w:color="auto" w:fill="D6E4F0"/>
+            <w:tcW w:w="2225" w:type="dxa"/>
+            <w:shd w:val="clear" w:color="auto" w:fill="1A3A5C"/>
           </w:tcPr>
           <w:p>
             <w:r>
               <w:rPr>
                 <w:b/>
-                <w:sz w:val="20"/>
+                <w:color w:val="FFFFFF"/>
+                <w:sz w:val="19"/>
               </w:rPr>
               <w:t>Comunicação</w:t>
             </w:r>
@@ -4193,14 +4462,15 @@
         </w:tc>
         <w:tc>
           <w:tcPr>
-            <w:tcW w:type="dxa" w:w="2196"/>
-            <w:shd w:val="clear" w:color="auto" w:fill="D6E4F0"/>
+            <w:tcW w:w="2225" w:type="dxa"/>
+            <w:shd w:val="clear" w:color="auto" w:fill="1A3A5C"/>
           </w:tcPr>
           <w:p>
             <w:r>
               <w:rPr>
                 <w:b/>
-                <w:sz w:val="20"/>
+                <w:color w:val="FFFFFF"/>
+                <w:sz w:val="19"/>
               </w:rPr>
               <w:t>Frequência</w:t>
             </w:r>
@@ -4208,14 +4478,15 @@
         </w:tc>
         <w:tc>
           <w:tcPr>
-            <w:tcW w:type="dxa" w:w="2196"/>
-            <w:shd w:val="clear" w:color="auto" w:fill="D6E4F0"/>
+            <w:tcW w:w="2225" w:type="dxa"/>
+            <w:shd w:val="clear" w:color="auto" w:fill="1A3A5C"/>
           </w:tcPr>
           <w:p>
             <w:r>
               <w:rPr>
                 <w:b/>
-                <w:sz w:val="20"/>
+                <w:color w:val="FFFFFF"/>
+                <w:sz w:val="19"/>
               </w:rPr>
               <w:t>Canal</w:t>
             </w:r>
@@ -4223,14 +4494,15 @@
         </w:tc>
         <w:tc>
           <w:tcPr>
-            <w:tcW w:type="dxa" w:w="2196"/>
-            <w:shd w:val="clear" w:color="auto" w:fill="D6E4F0"/>
+            <w:tcW w:w="2225" w:type="dxa"/>
+            <w:shd w:val="clear" w:color="auto" w:fill="1A3A5C"/>
           </w:tcPr>
           <w:p>
             <w:r>
               <w:rPr>
                 <w:b/>
-                <w:sz w:val="20"/>
+                <w:color w:val="FFFFFF"/>
+                <w:sz w:val="19"/>
               </w:rPr>
               <w:t>Destinatários</w:t>
             </w:r>
@@ -4240,12 +4512,12 @@
       <w:tr>
         <w:tc>
           <w:tcPr>
-            <w:tcW w:type="dxa" w:w="2196"/>
+            <w:tcW w:w="2225" w:type="dxa"/>
           </w:tcPr>
           <w:p>
             <w:r>
               <w:rPr>
-                <w:sz w:val="20"/>
+                <w:sz w:val="19"/>
               </w:rPr>
               <w:t>Status Report</w:t>
             </w:r>
@@ -4253,12 +4525,12 @@
         </w:tc>
         <w:tc>
           <w:tcPr>
-            <w:tcW w:type="dxa" w:w="2196"/>
+            <w:tcW w:w="2225" w:type="dxa"/>
           </w:tcPr>
           <w:p>
             <w:r>
               <w:rPr>
-                <w:sz w:val="20"/>
+                <w:sz w:val="19"/>
               </w:rPr>
               <w:t>Quinzenal</w:t>
             </w:r>
@@ -4266,12 +4538,12 @@
         </w:tc>
         <w:tc>
           <w:tcPr>
-            <w:tcW w:type="dxa" w:w="2196"/>
+            <w:tcW w:w="2225" w:type="dxa"/>
           </w:tcPr>
           <w:p>
             <w:r>
               <w:rPr>
-                <w:sz w:val="20"/>
+                <w:sz w:val="19"/>
               </w:rPr>
               <w:t>E-mail</w:t>
             </w:r>
@@ -4279,12 +4551,12 @@
         </w:tc>
         <w:tc>
           <w:tcPr>
-            <w:tcW w:type="dxa" w:w="2196"/>
+            <w:tcW w:w="2225" w:type="dxa"/>
           </w:tcPr>
           <w:p>
             <w:r>
               <w:rPr>
-                <w:sz w:val="20"/>
+                <w:sz w:val="19"/>
               </w:rPr>
               <w:t>Gladston, Noemia, VMO</w:t>
             </w:r>
@@ -4294,12 +4566,13 @@
       <w:tr>
         <w:tc>
           <w:tcPr>
-            <w:tcW w:type="dxa" w:w="2196"/>
+            <w:tcW w:w="2225" w:type="dxa"/>
+            <w:shd w:val="clear" w:color="auto" w:fill="F0F5FB"/>
           </w:tcPr>
           <w:p>
             <w:r>
               <w:rPr>
-                <w:sz w:val="20"/>
+                <w:sz w:val="19"/>
               </w:rPr>
               <w:t>Reunião de ponto de controle</w:t>
             </w:r>
@@ -4307,12 +4580,13 @@
         </w:tc>
         <w:tc>
           <w:tcPr>
-            <w:tcW w:type="dxa" w:w="2196"/>
+            <w:tcW w:w="2225" w:type="dxa"/>
+            <w:shd w:val="clear" w:color="auto" w:fill="F0F5FB"/>
           </w:tcPr>
           <w:p>
             <w:r>
               <w:rPr>
-                <w:sz w:val="20"/>
+                <w:sz w:val="19"/>
               </w:rPr>
               <w:t>Por marco</w:t>
             </w:r>
@@ -4320,12 +4594,13 @@
         </w:tc>
         <w:tc>
           <w:tcPr>
-            <w:tcW w:type="dxa" w:w="2196"/>
+            <w:tcW w:w="2225" w:type="dxa"/>
+            <w:shd w:val="clear" w:color="auto" w:fill="F0F5FB"/>
           </w:tcPr>
           <w:p>
             <w:r>
               <w:rPr>
-                <w:sz w:val="20"/>
+                <w:sz w:val="19"/>
               </w:rPr>
               <w:t>Teams/presencial</w:t>
             </w:r>
@@ -4333,12 +4608,13 @@
         </w:tc>
         <w:tc>
           <w:tcPr>
-            <w:tcW w:type="dxa" w:w="2196"/>
+            <w:tcW w:w="2225" w:type="dxa"/>
+            <w:shd w:val="clear" w:color="auto" w:fill="F0F5FB"/>
           </w:tcPr>
           <w:p>
             <w:r>
               <w:rPr>
-                <w:sz w:val="20"/>
+                <w:sz w:val="19"/>
               </w:rPr>
               <w:t>GP + Noemia + DTI</w:t>
             </w:r>
@@ -4348,12 +4624,12 @@
       <w:tr>
         <w:tc>
           <w:tcPr>
-            <w:tcW w:type="dxa" w:w="2196"/>
+            <w:tcW w:w="2225" w:type="dxa"/>
           </w:tcPr>
           <w:p>
             <w:r>
               <w:rPr>
-                <w:sz w:val="20"/>
+                <w:sz w:val="19"/>
               </w:rPr>
               <w:t>Notificação de risco materializado</w:t>
             </w:r>
@@ -4361,12 +4637,12 @@
         </w:tc>
         <w:tc>
           <w:tcPr>
-            <w:tcW w:type="dxa" w:w="2196"/>
+            <w:tcW w:w="2225" w:type="dxa"/>
           </w:tcPr>
           <w:p>
             <w:r>
               <w:rPr>
-                <w:sz w:val="20"/>
+                <w:sz w:val="19"/>
               </w:rPr>
               <w:t>Imediato</w:t>
             </w:r>
@@ -4374,12 +4650,12 @@
         </w:tc>
         <w:tc>
           <w:tcPr>
-            <w:tcW w:type="dxa" w:w="2196"/>
+            <w:tcW w:w="2225" w:type="dxa"/>
           </w:tcPr>
           <w:p>
             <w:r>
               <w:rPr>
-                <w:sz w:val="20"/>
+                <w:sz w:val="19"/>
               </w:rPr>
               <w:t>E-mail/Teams</w:t>
             </w:r>
@@ -4387,12 +4663,12 @@
         </w:tc>
         <w:tc>
           <w:tcPr>
-            <w:tcW w:type="dxa" w:w="2196"/>
+            <w:tcW w:w="2225" w:type="dxa"/>
           </w:tcPr>
           <w:p>
             <w:r>
               <w:rPr>
-                <w:sz w:val="20"/>
+                <w:sz w:val="19"/>
               </w:rPr>
               <w:t>Sponsor + VMO</w:t>
             </w:r>
@@ -4402,12 +4678,13 @@
       <w:tr>
         <w:tc>
           <w:tcPr>
-            <w:tcW w:type="dxa" w:w="2196"/>
+            <w:tcW w:w="2225" w:type="dxa"/>
+            <w:shd w:val="clear" w:color="auto" w:fill="F0F5FB"/>
           </w:tcPr>
           <w:p>
             <w:r>
               <w:rPr>
-                <w:sz w:val="20"/>
+                <w:sz w:val="19"/>
               </w:rPr>
               <w:t>Pesquisa de satisfação</w:t>
             </w:r>
@@ -4415,12 +4692,13 @@
         </w:tc>
         <w:tc>
           <w:tcPr>
-            <w:tcW w:type="dxa" w:w="2196"/>
+            <w:tcW w:w="2225" w:type="dxa"/>
+            <w:shd w:val="clear" w:color="auto" w:fill="F0F5FB"/>
           </w:tcPr>
           <w:p>
             <w:r>
               <w:rPr>
-                <w:sz w:val="20"/>
+                <w:sz w:val="19"/>
               </w:rPr>
               <w:t>Pós-go-live (30 dias)</w:t>
             </w:r>
@@ -4428,12 +4706,13 @@
         </w:tc>
         <w:tc>
           <w:tcPr>
-            <w:tcW w:type="dxa" w:w="2196"/>
+            <w:tcW w:w="2225" w:type="dxa"/>
+            <w:shd w:val="clear" w:color="auto" w:fill="F0F5FB"/>
           </w:tcPr>
           <w:p>
             <w:r>
               <w:rPr>
-                <w:sz w:val="20"/>
+                <w:sz w:val="19"/>
               </w:rPr>
               <w:t>Formulário</w:t>
             </w:r>
@@ -4441,12 +4720,13 @@
         </w:tc>
         <w:tc>
           <w:tcPr>
-            <w:tcW w:type="dxa" w:w="2196"/>
+            <w:tcW w:w="2225" w:type="dxa"/>
+            <w:shd w:val="clear" w:color="auto" w:fill="F0F5FB"/>
           </w:tcPr>
           <w:p>
             <w:r>
               <w:rPr>
-                <w:sz w:val="20"/>
+                <w:sz w:val="19"/>
               </w:rPr>
               <w:t>Equipe CP VAB</w:t>
             </w:r>
@@ -4461,8 +4741,11 @@
       </w:pPr>
       <w:r>
         <w:rPr>
-          <w:color w:val="404040"/>
-          <w:sz w:val="24"/>
+          <w:rFonts w:ascii="Calibri" w:hAnsi="Calibri"/>
+          <w:b/>
+          <w:i w:val="0"/>
+          <w:color w:val="2A4A7F"/>
+          <w:sz w:val="22"/>
         </w:rPr>
         <w:t>7. Plano de Gerenciamento de Riscos</w:t>
       </w:r>
@@ -4480,7 +4763,7 @@
       <w:r>
         <w:rPr>
           <w:rFonts w:ascii="Courier New" w:hAnsi="Courier New"/>
-          <w:sz w:val="20"/>
+          <w:sz w:val="18"/>
         </w:rPr>
         <w:t>plano-riscos.md</w:t>
       </w:r>
@@ -4510,8 +4793,11 @@
       </w:pPr>
       <w:r>
         <w:rPr>
-          <w:color w:val="404040"/>
-          <w:sz w:val="24"/>
+          <w:rFonts w:ascii="Calibri" w:hAnsi="Calibri"/>
+          <w:b/>
+          <w:i w:val="0"/>
+          <w:color w:val="2A4A7F"/>
+          <w:sz w:val="22"/>
         </w:rPr>
         <w:t>8. Plano de Gerenciamento de Aquisições</w:t>
       </w:r>
@@ -4544,8 +4830,11 @@
       </w:pPr>
       <w:r>
         <w:rPr>
-          <w:color w:val="404040"/>
-          <w:sz w:val="24"/>
+          <w:rFonts w:ascii="Calibri" w:hAnsi="Calibri"/>
+          <w:b/>
+          <w:i w:val="0"/>
+          <w:color w:val="2A4A7F"/>
+          <w:sz w:val="22"/>
         </w:rPr>
         <w:t>9. Plano de Gerenciamento de Stakeholders</w:t>
       </w:r>
@@ -4583,8 +4872,11 @@
       </w:pPr>
       <w:r>
         <w:rPr>
-          <w:color w:val="404040"/>
-          <w:sz w:val="24"/>
+          <w:rFonts w:ascii="Calibri" w:hAnsi="Calibri"/>
+          <w:b/>
+          <w:i w:val="0"/>
+          <w:color w:val="2A4A7F"/>
+          <w:sz w:val="22"/>
         </w:rPr>
         <w:t>10. Plano de Gerenciamento de Integração (mudanças)</w:t>
       </w:r>
@@ -4618,7 +4910,7 @@
     <w:p/>
     <w:sectPr>
       <w:pgSz w:w="12240" w:h="15840"/>
-      <w:pgMar w:top="1440" w:right="1728" w:bottom="1440" w:left="1728" w:header="720" w:footer="720" w:gutter="0"/>
+      <w:pgMar w:top="1417" w:right="1417" w:bottom="1417" w:left="1587" w:header="720" w:footer="720" w:gutter="0"/>
       <w:cols w:space="720"/>
       <w:docGrid w:linePitch="360"/>
     </w:sectPr>
@@ -4991,7 +5283,7 @@
     <w:rsid w:val="00FC693F"/>
     <w:rPr>
       <w:rFonts w:ascii="Calibri" w:hAnsi="Calibri"/>
-      <w:sz w:val="22"/>
+      <w:sz w:val="21"/>
     </w:rPr>
   </w:style>
   <w:style w:type="paragraph" w:styleId="Header">
